--- a/labs/lab06/report/report.docx
+++ b/labs/lab06/report/report.docx
@@ -7,7 +7,7 @@
         <w:pStyle w:val="Title"/>
       </w:pPr>
       <w:r>
-        <w:t xml:space="preserve">Лабораторная работа № 5. Конфигурирование VLAN</w:t>
+        <w:t xml:space="preserve">Лабораторная работа № 6. Статическая маршрутизация VLAN</w:t>
       </w:r>
     </w:p>
     <w:p>
@@ -119,7 +119,7 @@
         <w:pStyle w:val="FirstParagraph"/>
       </w:pPr>
       <w:r>
-        <w:t xml:space="preserve">Получить основные навыки по настройке VLAN на коммутаторах сети.</w:t>
+        <w:t xml:space="preserve">Настроить статическую маршрутизацию VLAN в сети.</w:t>
       </w:r>
     </w:p>
     <w:bookmarkEnd w:id="20"/>
@@ -150,19 +150,13 @@
         </w:numPr>
       </w:pPr>
       <w:r>
-        <w:t xml:space="preserve">На коммутаторах сети настроить Trunk-порты на соответствующих интер-</w:t>
+        <w:t xml:space="preserve">Добавить в локальную сеть маршрутизатор, провести его первоначальную</w:t>
       </w:r>
       <w:r>
         <w:t xml:space="preserve"> </w:t>
       </w:r>
       <w:r>
-        <w:t xml:space="preserve">фейсах, связывающих коммутаторы между</w:t>
-      </w:r>
-      <w:r>
-        <w:t xml:space="preserve"> </w:t>
-      </w:r>
-      <w:r>
-        <w:t xml:space="preserve">собой.</w:t>
+        <w:t xml:space="preserve">настройку.</w:t>
       </w:r>
     </w:p>
     <w:p>
@@ -174,13 +168,7 @@
         </w:numPr>
       </w:pPr>
       <w:r>
-        <w:t xml:space="preserve">Коммутатор msk-donskaya-sw-1 настроить как VTP-сервер и прописать на</w:t>
-      </w:r>
-      <w:r>
-        <w:t xml:space="preserve"> </w:t>
-      </w:r>
-      <w:r>
-        <w:t xml:space="preserve">нём номера и названия VLAN.</w:t>
+        <w:t xml:space="preserve">Настроить статическую маршрутизацию VLAN.</w:t>
       </w:r>
     </w:p>
     <w:p>
@@ -192,71 +180,11 @@
         </w:numPr>
       </w:pPr>
       <w:r>
-        <w:t xml:space="preserve">Коммутаторы msk-donskaya-sw-2 — msk-donskaya-sw-4,msk-pavlovskaya-sw-1 настроить как VTP-клиенты, на интерфейсах указать</w:t>
-      </w:r>
-      <w:r>
-        <w:t xml:space="preserve"> </w:t>
-      </w:r>
-      <w:r>
-        <w:t xml:space="preserve">принадлежность к соответствующему VLAN.</w:t>
-      </w:r>
-    </w:p>
-    <w:p>
-      <w:pPr>
-        <w:pStyle w:val="Compact"/>
-        <w:numPr>
-          <w:ilvl w:val="0"/>
-          <w:numId w:val="1001"/>
-        </w:numPr>
-      </w:pPr>
-      <w:r>
-        <w:t xml:space="preserve">На серверах прописать IP-адреса.</w:t>
-      </w:r>
-    </w:p>
-    <w:p>
-      <w:pPr>
-        <w:pStyle w:val="Compact"/>
-        <w:numPr>
-          <w:ilvl w:val="0"/>
-          <w:numId w:val="1001"/>
-        </w:numPr>
-      </w:pPr>
-      <w:r>
-        <w:t xml:space="preserve">На оконечных устройствах указать соответствующий адрес шлюза и прописать статические IP-адреса из диапазона соответствующей сети, следуя</w:t>
-      </w:r>
-      <w:r>
-        <w:t xml:space="preserve"> </w:t>
-      </w:r>
-      <w:r>
-        <w:t xml:space="preserve">регламенту выделения ip-адресов.</w:t>
-      </w:r>
-    </w:p>
-    <w:p>
-      <w:pPr>
-        <w:pStyle w:val="Compact"/>
-        <w:numPr>
-          <w:ilvl w:val="0"/>
-          <w:numId w:val="1001"/>
-        </w:numPr>
-      </w:pPr>
-      <w:r>
-        <w:t xml:space="preserve">Проверить доступность устройств, принадлежащих одному VLAN, и недоступность устройств, принадлежащих разным VLAN.</w:t>
-      </w:r>
-    </w:p>
-    <w:p>
-      <w:pPr>
-        <w:pStyle w:val="Compact"/>
-        <w:numPr>
-          <w:ilvl w:val="0"/>
-          <w:numId w:val="1001"/>
-        </w:numPr>
-      </w:pPr>
-      <w:r>
         <w:t xml:space="preserve">При выполнении работы необходимо учитывать соглашение об именовании.</w:t>
       </w:r>
     </w:p>
     <w:bookmarkEnd w:id="21"/>
-    <w:bookmarkStart w:id="128" w:name="выполнение-лабораторной-работы"/>
+    <w:bookmarkStart w:id="63" w:name="выполнение-лабораторной-работы"/>
     <w:p>
       <w:pPr>
         <w:pStyle w:val="Heading1"/>
@@ -279,7 +207,7 @@
         <w:pStyle w:val="FirstParagraph"/>
       </w:pPr>
       <w:r>
-        <w:t xml:space="preserve">Используя (табл. 1), настроим Trunk-порты для коммутаторов следующим образом (рис. 1):</w:t>
+        <w:t xml:space="preserve">В логической области проекта разместить маршрутизатор Cisco 2811, подключить его к порту 24 коммутатора msk-donskaya-sw-1 в соответствии с таблицей портов (табл. 1)(рис. 1):</w:t>
       </w:r>
     </w:p>
     <w:bookmarkStart w:id="22" w:name="tbl:fiz"/>
@@ -1462,9 +1390,9 @@
       <w:r>
         <w:drawing>
           <wp:inline>
-            <wp:extent cx="4267200" cy="2174630"/>
+            <wp:extent cx="4267200" cy="2085030"/>
             <wp:effectExtent b="0" l="0" r="0" t="0"/>
-            <wp:docPr descr="Рис. 1: Настройка Trunk-порта для msk-donskaya-omabakumova-sw-1" title="" id="24" name="Picture"/>
+            <wp:docPr descr="Рис. 1: Размещение маршрутизатора" title="" id="24" name="Picture"/>
             <a:graphic>
               <a:graphicData uri="http://schemas.openxmlformats.org/drawingml/2006/picture">
                 <pic:pic>
@@ -1483,7 +1411,7 @@
                   <pic:spPr bwMode="auto">
                     <a:xfrm>
                       <a:off x="0" y="0"/>
-                      <a:ext cx="4267200" cy="2174630"/>
+                      <a:ext cx="4267200" cy="2085030"/>
                     </a:xfrm>
                     <a:prstGeom prst="rect">
                       <a:avLst/>
@@ -1507,10 +1435,24 @@
         <w:pStyle w:val="ImageCaption"/>
       </w:pPr>
       <w:r>
-        <w:t xml:space="preserve">Рис. 1: Настройка Trunk-порта для msk-donskaya-omabakumova-sw-1</w:t>
+        <w:t xml:space="preserve">Рис. 1: Размещение маршрутизатора</w:t>
       </w:r>
     </w:p>
     <w:bookmarkEnd w:id="26"/>
+    <w:p>
+      <w:pPr>
+        <w:pStyle w:val="BodyText"/>
+      </w:pPr>
+      <w:r>
+        <w:t xml:space="preserve">Проведем первоначальную настройку маршрутизатора, сконфигурировав маршрутизатор, задав на</w:t>
+      </w:r>
+      <w:r>
+        <w:t xml:space="preserve"> </w:t>
+      </w:r>
+      <w:r>
+        <w:t xml:space="preserve">нём имя, пароль для доступа к консоли, настроим удалённое подключение к нему по ssh (рис. 2):</w:t>
+      </w:r>
+    </w:p>
     <w:bookmarkStart w:id="30" w:name="fig:002"/>
     <w:p>
       <w:pPr>
@@ -1519,9 +1461,9 @@
       <w:r>
         <w:drawing>
           <wp:inline>
-            <wp:extent cx="4267200" cy="2174630"/>
+            <wp:extent cx="4267200" cy="942004"/>
             <wp:effectExtent b="0" l="0" r="0" t="0"/>
-            <wp:docPr descr="Рис. 2: Настройка Trunk-порта для msk-donskaya-omabakumova-sw-2" title="" id="28" name="Picture"/>
+            <wp:docPr descr="Рис. 2: Первоначальная настройка маршрутизатора" title="" id="28" name="Picture"/>
             <a:graphic>
               <a:graphicData uri="http://schemas.openxmlformats.org/drawingml/2006/picture">
                 <pic:pic>
@@ -1540,7 +1482,7 @@
                   <pic:spPr bwMode="auto">
                     <a:xfrm>
                       <a:off x="0" y="0"/>
-                      <a:ext cx="4267200" cy="2174630"/>
+                      <a:ext cx="4267200" cy="942004"/>
                     </a:xfrm>
                     <a:prstGeom prst="rect">
                       <a:avLst/>
@@ -1564,7 +1506,7 @@
         <w:pStyle w:val="ImageCaption"/>
       </w:pPr>
       <w:r>
-        <w:t xml:space="preserve">Рис. 2: Настройка Trunk-порта для msk-donskaya-omabakumova-sw-2</w:t>
+        <w:t xml:space="preserve">Рис. 2: Первоначальная настройка маршрутизатора</w:t>
       </w:r>
     </w:p>
     <w:bookmarkEnd w:id="30"/>
@@ -1576,9 +1518,9 @@
       <w:r>
         <w:drawing>
           <wp:inline>
-            <wp:extent cx="4267200" cy="1853430"/>
+            <wp:extent cx="4267200" cy="2871996"/>
             <wp:effectExtent b="0" l="0" r="0" t="0"/>
-            <wp:docPr descr="Рис. 3: Настройка Trunk-порта для msk-donskaya-omabakumova-sw-3" title="" id="32" name="Picture"/>
+            <wp:docPr descr="Рис. 3: Первоначальная настройка маршрутизатора" title="" id="32" name="Picture"/>
             <a:graphic>
               <a:graphicData uri="http://schemas.openxmlformats.org/drawingml/2006/picture">
                 <pic:pic>
@@ -1597,7 +1539,7 @@
                   <pic:spPr bwMode="auto">
                     <a:xfrm>
                       <a:off x="0" y="0"/>
-                      <a:ext cx="4267200" cy="1853430"/>
+                      <a:ext cx="4267200" cy="2871996"/>
                     </a:xfrm>
                     <a:prstGeom prst="rect">
                       <a:avLst/>
@@ -1621,10 +1563,18 @@
         <w:pStyle w:val="ImageCaption"/>
       </w:pPr>
       <w:r>
-        <w:t xml:space="preserve">Рис. 3: Настройка Trunk-порта для msk-donskaya-omabakumova-sw-3</w:t>
+        <w:t xml:space="preserve">Рис. 3: Первоначальная настройка маршрутизатора</w:t>
       </w:r>
     </w:p>
     <w:bookmarkEnd w:id="34"/>
+    <w:p>
+      <w:pPr>
+        <w:pStyle w:val="BodyText"/>
+      </w:pPr>
+      <w:r>
+        <w:t xml:space="preserve">Настроим порт 24 коммутатора msk-donskaya-sw-1 как trunk-порт (рис. 4):</w:t>
+      </w:r>
+    </w:p>
     <w:bookmarkStart w:id="38" w:name="fig:004"/>
     <w:p>
       <w:pPr>
@@ -1633,9 +1583,9 @@
       <w:r>
         <w:drawing>
           <wp:inline>
-            <wp:extent cx="4267200" cy="1853430"/>
+            <wp:extent cx="4267200" cy="2183027"/>
             <wp:effectExtent b="0" l="0" r="0" t="0"/>
-            <wp:docPr descr="Рис. 4: Настройка Trunk-порта для msk-donskaya-omabakumova-sw-4" title="" id="36" name="Picture"/>
+            <wp:docPr descr="Рис. 4: Настройка порта 24" title="" id="36" name="Picture"/>
             <a:graphic>
               <a:graphicData uri="http://schemas.openxmlformats.org/drawingml/2006/picture">
                 <pic:pic>
@@ -1654,7 +1604,7 @@
                   <pic:spPr bwMode="auto">
                     <a:xfrm>
                       <a:off x="0" y="0"/>
-                      <a:ext cx="4267200" cy="1853430"/>
+                      <a:ext cx="4267200" cy="2183027"/>
                     </a:xfrm>
                     <a:prstGeom prst="rect">
                       <a:avLst/>
@@ -1678,10 +1628,30 @@
         <w:pStyle w:val="ImageCaption"/>
       </w:pPr>
       <w:r>
-        <w:t xml:space="preserve">Рис. 4: Настройка Trunk-порта для msk-donskaya-omabakumova-sw-4</w:t>
+        <w:t xml:space="preserve">Рис. 4: Настройка порта 24</w:t>
       </w:r>
     </w:p>
     <w:bookmarkEnd w:id="38"/>
+    <w:p>
+      <w:pPr>
+        <w:pStyle w:val="BodyText"/>
+      </w:pPr>
+      <w:r>
+        <w:t xml:space="preserve">На интерфейсе f0/0 маршрутизатора msk-donskaya-omabakumova-gw-1 настроим виртуальные интерфейсы, соответствующие номерам VLAN. Согласно таблице</w:t>
+      </w:r>
+      <w:r>
+        <w:t xml:space="preserve"> </w:t>
+      </w:r>
+      <w:r>
+        <w:t xml:space="preserve">IP-адресов (табл. 1) зададим соответствующие IP-адреса</w:t>
+      </w:r>
+      <w:r>
+        <w:t xml:space="preserve"> </w:t>
+      </w:r>
+      <w:r>
+        <w:t xml:space="preserve">на виртуальных интерфейсах (рис. 5):</w:t>
+      </w:r>
+    </w:p>
     <w:bookmarkStart w:id="42" w:name="fig:005"/>
     <w:p>
       <w:pPr>
@@ -1690,9 +1660,9 @@
       <w:r>
         <w:drawing>
           <wp:inline>
-            <wp:extent cx="4267200" cy="1853430"/>
+            <wp:extent cx="4267200" cy="3492602"/>
             <wp:effectExtent b="0" l="0" r="0" t="0"/>
-            <wp:docPr descr="Рис. 5: Настройка Trunk-порта(дополнительно) для msk-donskaya-omabakumova-sw-1" title="" id="40" name="Picture"/>
+            <wp:docPr descr="Рис. 5: Конфигурация VLAN-интерфейсов маршрутизатора" title="" id="40" name="Picture"/>
             <a:graphic>
               <a:graphicData uri="http://schemas.openxmlformats.org/drawingml/2006/picture">
                 <pic:pic>
@@ -1711,7 +1681,7 @@
                   <pic:spPr bwMode="auto">
                     <a:xfrm>
                       <a:off x="0" y="0"/>
-                      <a:ext cx="4267200" cy="1853430"/>
+                      <a:ext cx="4267200" cy="3492602"/>
                     </a:xfrm>
                     <a:prstGeom prst="rect">
                       <a:avLst/>
@@ -1735,7 +1705,7 @@
         <w:pStyle w:val="ImageCaption"/>
       </w:pPr>
       <w:r>
-        <w:t xml:space="preserve">Рис. 5: Настройка Trunk-порта(дополнительно) для msk-donskaya-omabakumova-sw-1</w:t>
+        <w:t xml:space="preserve">Рис. 5: Конфигурация VLAN-интерфейсов маршрутизатора</w:t>
       </w:r>
     </w:p>
     <w:bookmarkEnd w:id="42"/>
@@ -1747,9 +1717,9 @@
       <w:r>
         <w:drawing>
           <wp:inline>
-            <wp:extent cx="4267200" cy="1724121"/>
+            <wp:extent cx="4267200" cy="3492602"/>
             <wp:effectExtent b="0" l="0" r="0" t="0"/>
-            <wp:docPr descr="Рис. 6: Настройка Trunk-порта для msk-pavlovskaya-omabakumova-sw-1" title="" id="44" name="Picture"/>
+            <wp:docPr descr="Рис. 6: Конфигурация VLAN-интерфейсов маршрутизатора" title="" id="44" name="Picture"/>
             <a:graphic>
               <a:graphicData uri="http://schemas.openxmlformats.org/drawingml/2006/picture">
                 <pic:pic>
@@ -1768,7 +1738,7 @@
                   <pic:spPr bwMode="auto">
                     <a:xfrm>
                       <a:off x="0" y="0"/>
-                      <a:ext cx="4267200" cy="1724121"/>
+                      <a:ext cx="4267200" cy="3492602"/>
                     </a:xfrm>
                     <a:prstGeom prst="rect">
                       <a:avLst/>
@@ -1792,7 +1762,7 @@
         <w:pStyle w:val="ImageCaption"/>
       </w:pPr>
       <w:r>
-        <w:t xml:space="preserve">Рис. 6: Настройка Trunk-порта для msk-pavlovskaya-omabakumova-sw-1</w:t>
+        <w:t xml:space="preserve">Рис. 6: Конфигурация VLAN-интерфейсов маршрутизатора</w:t>
       </w:r>
     </w:p>
     <w:bookmarkEnd w:id="46"/>
@@ -1801,7 +1771,7 @@
         <w:pStyle w:val="BodyText"/>
       </w:pPr>
       <w:r>
-        <w:t xml:space="preserve">Настроим конфигурацию VTP на msk-donskaya-omabakumova-sw-1 и выведем информацию о VLAN (рис. 7):</w:t>
+        <w:t xml:space="preserve">Теперь проверим доступность оконечных устройств из разных VLAN (рис. 7):</w:t>
       </w:r>
     </w:p>
     <w:bookmarkStart w:id="50" w:name="fig:007"/>
@@ -1812,9 +1782,9 @@
       <w:r>
         <w:drawing>
           <wp:inline>
-            <wp:extent cx="4267200" cy="2533879"/>
+            <wp:extent cx="4267200" cy="4201838"/>
             <wp:effectExtent b="0" l="0" r="0" t="0"/>
-            <wp:docPr descr="Рис. 7: Настройка VLAN для msk-donskaya-omabakumova-sw-1" title="" id="48" name="Picture"/>
+            <wp:docPr descr="Рис. 7: Вывод информации о оконечном устройстве" title="" id="48" name="Picture"/>
             <a:graphic>
               <a:graphicData uri="http://schemas.openxmlformats.org/drawingml/2006/picture">
                 <pic:pic>
@@ -1833,7 +1803,7 @@
                   <pic:spPr bwMode="auto">
                     <a:xfrm>
                       <a:off x="0" y="0"/>
-                      <a:ext cx="4267200" cy="2533879"/>
+                      <a:ext cx="4267200" cy="4201838"/>
                     </a:xfrm>
                     <a:prstGeom prst="rect">
                       <a:avLst/>
@@ -1857,7 +1827,7 @@
         <w:pStyle w:val="ImageCaption"/>
       </w:pPr>
       <w:r>
-        <w:t xml:space="preserve">Рис. 7: Настройка VLAN для msk-donskaya-omabakumova-sw-1</w:t>
+        <w:t xml:space="preserve">Рис. 7: Вывод информации о оконечном устройстве</w:t>
       </w:r>
     </w:p>
     <w:bookmarkEnd w:id="50"/>
@@ -1869,9 +1839,9 @@
       <w:r>
         <w:drawing>
           <wp:inline>
-            <wp:extent cx="4267200" cy="2644690"/>
+            <wp:extent cx="4267200" cy="5901446"/>
             <wp:effectExtent b="0" l="0" r="0" t="0"/>
-            <wp:docPr descr="Рис. 8: Вывод команды show vlan" title="" id="52" name="Picture"/>
+            <wp:docPr descr="Рис. 8: Проверка доступности с помощью ping" title="" id="52" name="Picture"/>
             <a:graphic>
               <a:graphicData uri="http://schemas.openxmlformats.org/drawingml/2006/picture">
                 <pic:pic>
@@ -1890,7 +1860,7 @@
                   <pic:spPr bwMode="auto">
                     <a:xfrm>
                       <a:off x="0" y="0"/>
-                      <a:ext cx="4267200" cy="2644690"/>
+                      <a:ext cx="4267200" cy="5901446"/>
                     </a:xfrm>
                     <a:prstGeom prst="rect">
                       <a:avLst/>
@@ -1914,7 +1884,7 @@
         <w:pStyle w:val="ImageCaption"/>
       </w:pPr>
       <w:r>
-        <w:t xml:space="preserve">Рис. 8: Вывод команды show vlan</w:t>
+        <w:t xml:space="preserve">Рис. 8: Проверка доступности с помощью ping</w:t>
       </w:r>
     </w:p>
     <w:bookmarkEnd w:id="54"/>
@@ -1923,7 +1893,7 @@
         <w:pStyle w:val="BodyText"/>
       </w:pPr>
       <w:r>
-        <w:t xml:space="preserve">Теперь настроим msk-donskaya-omabakumova-sw-1, как VTP-сервер (рис. 9):</w:t>
+        <w:t xml:space="preserve">Используя режим симуляции в Packet Tracer, изучим процесс передвижения пакета ICMP по сети (рис. 9):</w:t>
       </w:r>
     </w:p>
     <w:bookmarkStart w:id="58" w:name="fig:009"/>
@@ -1934,9 +1904,9 @@
       <w:r>
         <w:drawing>
           <wp:inline>
-            <wp:extent cx="4267200" cy="2171530"/>
+            <wp:extent cx="4267200" cy="2057027"/>
             <wp:effectExtent b="0" l="0" r="0" t="0"/>
-            <wp:docPr descr="Рис. 9: Настройка msk-donskaya-omabakumova-sw-1, как VTP-сервера" title="" id="56" name="Picture"/>
+            <wp:docPr descr="Рис. 9: Передвижение пакетов по сети" title="" id="56" name="Picture"/>
             <a:graphic>
               <a:graphicData uri="http://schemas.openxmlformats.org/drawingml/2006/picture">
                 <pic:pic>
@@ -1955,7 +1925,7 @@
                   <pic:spPr bwMode="auto">
                     <a:xfrm>
                       <a:off x="0" y="0"/>
-                      <a:ext cx="4267200" cy="2171530"/>
+                      <a:ext cx="4267200" cy="2057027"/>
                     </a:xfrm>
                     <a:prstGeom prst="rect">
                       <a:avLst/>
@@ -1979,7 +1949,7 @@
         <w:pStyle w:val="ImageCaption"/>
       </w:pPr>
       <w:r>
-        <w:t xml:space="preserve">Рис. 9: Настройка msk-donskaya-omabakumova-sw-1, как VTP-сервера</w:t>
+        <w:t xml:space="preserve">Рис. 9: Передвижение пакетов по сети</w:t>
       </w:r>
     </w:p>
     <w:bookmarkEnd w:id="58"/>
@@ -1988,7 +1958,7 @@
         <w:pStyle w:val="BodyText"/>
       </w:pPr>
       <w:r>
-        <w:t xml:space="preserve">Остальные коммутаторы, как VTP-клиенты (рис. 10):</w:t>
+        <w:t xml:space="preserve">остановив симуляцию,мы можем рассмотреть поподробнее пакет типа ICMP,взглянув на информацию о PDU (рис. 10):</w:t>
       </w:r>
     </w:p>
     <w:bookmarkStart w:id="62" w:name="fig:010"/>
@@ -1999,9 +1969,9 @@
       <w:r>
         <w:drawing>
           <wp:inline>
-            <wp:extent cx="4267200" cy="1715863"/>
+            <wp:extent cx="4267200" cy="4008120"/>
             <wp:effectExtent b="0" l="0" r="0" t="0"/>
-            <wp:docPr descr="Рис. 10: Настройка msk-donskaya-omabakumova-sw-2, как VTP-клиента" title="" id="60" name="Picture"/>
+            <wp:docPr descr="Рис. 10: Информация о PDU" title="" id="60" name="Picture"/>
             <a:graphic>
               <a:graphicData uri="http://schemas.openxmlformats.org/drawingml/2006/picture">
                 <pic:pic>
@@ -2020,7 +1990,7 @@
                   <pic:spPr bwMode="auto">
                     <a:xfrm>
                       <a:off x="0" y="0"/>
-                      <a:ext cx="4267200" cy="1715863"/>
+                      <a:ext cx="4267200" cy="4008120"/>
                     </a:xfrm>
                     <a:prstGeom prst="rect">
                       <a:avLst/>
@@ -2044,2083 +2014,12 @@
         <w:pStyle w:val="ImageCaption"/>
       </w:pPr>
       <w:r>
-        <w:t xml:space="preserve">Рис. 10: Настройка msk-donskaya-omabakumova-sw-2, как VTP-клиента</w:t>
+        <w:t xml:space="preserve">Рис. 10: Информация о PDU</w:t>
       </w:r>
     </w:p>
     <w:bookmarkEnd w:id="62"/>
-    <w:bookmarkStart w:id="66" w:name="fig:011"/>
-    <w:p>
-      <w:pPr>
-        <w:pStyle w:val="CaptionedFigure"/>
-      </w:pPr>
-      <w:r>
-        <w:drawing>
-          <wp:inline>
-            <wp:extent cx="4267200" cy="1715863"/>
-            <wp:effectExtent b="0" l="0" r="0" t="0"/>
-            <wp:docPr descr="Рис. 11: Настройка msk-donskaya-omabakumova-sw-3, как VTP-клиента" title="" id="64" name="Picture"/>
-            <a:graphic>
-              <a:graphicData uri="http://schemas.openxmlformats.org/drawingml/2006/picture">
-                <pic:pic>
-                  <pic:nvPicPr>
-                    <pic:cNvPr descr="image/11.png" id="65" name="Picture"/>
-                    <pic:cNvPicPr>
-                      <a:picLocks noChangeArrowheads="1" noChangeAspect="1"/>
-                    </pic:cNvPicPr>
-                  </pic:nvPicPr>
-                  <pic:blipFill>
-                    <a:blip r:embed="rId63"/>
-                    <a:stretch>
-                      <a:fillRect/>
-                    </a:stretch>
-                  </pic:blipFill>
-                  <pic:spPr bwMode="auto">
-                    <a:xfrm>
-                      <a:off x="0" y="0"/>
-                      <a:ext cx="4267200" cy="1715863"/>
-                    </a:xfrm>
-                    <a:prstGeom prst="rect">
-                      <a:avLst/>
-                    </a:prstGeom>
-                    <a:noFill/>
-                    <a:ln w="9525">
-                      <a:noFill/>
-                      <a:headEnd/>
-                      <a:tailEnd/>
-                    </a:ln>
-                  </pic:spPr>
-                </pic:pic>
-              </a:graphicData>
-            </a:graphic>
-          </wp:inline>
-        </w:drawing>
-      </w:r>
-    </w:p>
-    <w:p>
-      <w:pPr>
-        <w:pStyle w:val="ImageCaption"/>
-      </w:pPr>
-      <w:r>
-        <w:t xml:space="preserve">Рис. 11: Настройка msk-donskaya-omabakumova-sw-3, как VTP-клиента</w:t>
-      </w:r>
-    </w:p>
-    <w:bookmarkEnd w:id="66"/>
-    <w:bookmarkStart w:id="70" w:name="fig:012"/>
-    <w:p>
-      <w:pPr>
-        <w:pStyle w:val="CaptionedFigure"/>
-      </w:pPr>
-      <w:r>
-        <w:drawing>
-          <wp:inline>
-            <wp:extent cx="4267200" cy="1735955"/>
-            <wp:effectExtent b="0" l="0" r="0" t="0"/>
-            <wp:docPr descr="Рис. 12: Настройка msk-donskaya-omabakumova-sw-4, как VTP-клиента" title="" id="68" name="Picture"/>
-            <a:graphic>
-              <a:graphicData uri="http://schemas.openxmlformats.org/drawingml/2006/picture">
-                <pic:pic>
-                  <pic:nvPicPr>
-                    <pic:cNvPr descr="image/12.png" id="69" name="Picture"/>
-                    <pic:cNvPicPr>
-                      <a:picLocks noChangeArrowheads="1" noChangeAspect="1"/>
-                    </pic:cNvPicPr>
-                  </pic:nvPicPr>
-                  <pic:blipFill>
-                    <a:blip r:embed="rId67"/>
-                    <a:stretch>
-                      <a:fillRect/>
-                    </a:stretch>
-                  </pic:blipFill>
-                  <pic:spPr bwMode="auto">
-                    <a:xfrm>
-                      <a:off x="0" y="0"/>
-                      <a:ext cx="4267200" cy="1735955"/>
-                    </a:xfrm>
-                    <a:prstGeom prst="rect">
-                      <a:avLst/>
-                    </a:prstGeom>
-                    <a:noFill/>
-                    <a:ln w="9525">
-                      <a:noFill/>
-                      <a:headEnd/>
-                      <a:tailEnd/>
-                    </a:ln>
-                  </pic:spPr>
-                </pic:pic>
-              </a:graphicData>
-            </a:graphic>
-          </wp:inline>
-        </w:drawing>
-      </w:r>
-    </w:p>
-    <w:p>
-      <w:pPr>
-        <w:pStyle w:val="ImageCaption"/>
-      </w:pPr>
-      <w:r>
-        <w:t xml:space="preserve">Рис. 12: Настройка msk-donskaya-omabakumova-sw-4, как VTP-клиента</w:t>
-      </w:r>
-    </w:p>
-    <w:bookmarkEnd w:id="70"/>
-    <w:p>
-      <w:pPr>
-        <w:pStyle w:val="BodyText"/>
-      </w:pPr>
-      <w:r>
-        <w:t xml:space="preserve">Выведем информацию о VTP (рис. 13):</w:t>
-      </w:r>
-    </w:p>
-    <w:bookmarkStart w:id="74" w:name="fig:013"/>
-    <w:p>
-      <w:pPr>
-        <w:pStyle w:val="CaptionedFigure"/>
-      </w:pPr>
-      <w:r>
-        <w:drawing>
-          <wp:inline>
-            <wp:extent cx="4267200" cy="1735955"/>
-            <wp:effectExtent b="0" l="0" r="0" t="0"/>
-            <wp:docPr descr="Рис. 13: Вывод команды show vtp" title="" id="72" name="Picture"/>
-            <a:graphic>
-              <a:graphicData uri="http://schemas.openxmlformats.org/drawingml/2006/picture">
-                <pic:pic>
-                  <pic:nvPicPr>
-                    <pic:cNvPr descr="image/13.png" id="73" name="Picture"/>
-                    <pic:cNvPicPr>
-                      <a:picLocks noChangeArrowheads="1" noChangeAspect="1"/>
-                    </pic:cNvPicPr>
-                  </pic:nvPicPr>
-                  <pic:blipFill>
-                    <a:blip r:embed="rId71"/>
-                    <a:stretch>
-                      <a:fillRect/>
-                    </a:stretch>
-                  </pic:blipFill>
-                  <pic:spPr bwMode="auto">
-                    <a:xfrm>
-                      <a:off x="0" y="0"/>
-                      <a:ext cx="4267200" cy="1735955"/>
-                    </a:xfrm>
-                    <a:prstGeom prst="rect">
-                      <a:avLst/>
-                    </a:prstGeom>
-                    <a:noFill/>
-                    <a:ln w="9525">
-                      <a:noFill/>
-                      <a:headEnd/>
-                      <a:tailEnd/>
-                    </a:ln>
-                  </pic:spPr>
-                </pic:pic>
-              </a:graphicData>
-            </a:graphic>
-          </wp:inline>
-        </w:drawing>
-      </w:r>
-    </w:p>
-    <w:p>
-      <w:pPr>
-        <w:pStyle w:val="ImageCaption"/>
-      </w:pPr>
-      <w:r>
-        <w:t xml:space="preserve">Рис. 13: Вывод команды show vtp</w:t>
-      </w:r>
-    </w:p>
-    <w:bookmarkEnd w:id="74"/>
-    <w:bookmarkStart w:id="78" w:name="fig:014"/>
-    <w:p>
-      <w:pPr>
-        <w:pStyle w:val="CaptionedFigure"/>
-      </w:pPr>
-      <w:r>
-        <w:drawing>
-          <wp:inline>
-            <wp:extent cx="4267200" cy="2461846"/>
-            <wp:effectExtent b="0" l="0" r="0" t="0"/>
-            <wp:docPr descr="Рис. 14: Вывод команды show vlan на msk-donskaya-omabakumova-sw-4" title="" id="76" name="Picture"/>
-            <a:graphic>
-              <a:graphicData uri="http://schemas.openxmlformats.org/drawingml/2006/picture">
-                <pic:pic>
-                  <pic:nvPicPr>
-                    <pic:cNvPr descr="image/14.png" id="77" name="Picture"/>
-                    <pic:cNvPicPr>
-                      <a:picLocks noChangeArrowheads="1" noChangeAspect="1"/>
-                    </pic:cNvPicPr>
-                  </pic:nvPicPr>
-                  <pic:blipFill>
-                    <a:blip r:embed="rId75"/>
-                    <a:stretch>
-                      <a:fillRect/>
-                    </a:stretch>
-                  </pic:blipFill>
-                  <pic:spPr bwMode="auto">
-                    <a:xfrm>
-                      <a:off x="0" y="0"/>
-                      <a:ext cx="4267200" cy="2461846"/>
-                    </a:xfrm>
-                    <a:prstGeom prst="rect">
-                      <a:avLst/>
-                    </a:prstGeom>
-                    <a:noFill/>
-                    <a:ln w="9525">
-                      <a:noFill/>
-                      <a:headEnd/>
-                      <a:tailEnd/>
-                    </a:ln>
-                  </pic:spPr>
-                </pic:pic>
-              </a:graphicData>
-            </a:graphic>
-          </wp:inline>
-        </w:drawing>
-      </w:r>
-    </w:p>
-    <w:p>
-      <w:pPr>
-        <w:pStyle w:val="ImageCaption"/>
-      </w:pPr>
-      <w:r>
-        <w:t xml:space="preserve">Рис. 14: Вывод команды show vlan на msk-donskaya-omabakumova-sw-4</w:t>
-      </w:r>
-    </w:p>
-    <w:bookmarkEnd w:id="78"/>
-    <w:p>
-      <w:pPr>
-        <w:pStyle w:val="BodyText"/>
-      </w:pPr>
-      <w:r>
-        <w:t xml:space="preserve">Осталось настроить, как VTP-клиент msk-pavlovskaya-omabakumova-sw-1 (рис. 15):</w:t>
-      </w:r>
-    </w:p>
-    <w:bookmarkStart w:id="82" w:name="fig:015"/>
-    <w:p>
-      <w:pPr>
-        <w:pStyle w:val="CaptionedFigure"/>
-      </w:pPr>
-      <w:r>
-        <w:drawing>
-          <wp:inline>
-            <wp:extent cx="4267200" cy="1483922"/>
-            <wp:effectExtent b="0" l="0" r="0" t="0"/>
-            <wp:docPr descr="Рис. 15: Настройка msk-pavlovskaya-omabakumova-sw-1, как VTP-клиента" title="" id="80" name="Picture"/>
-            <a:graphic>
-              <a:graphicData uri="http://schemas.openxmlformats.org/drawingml/2006/picture">
-                <pic:pic>
-                  <pic:nvPicPr>
-                    <pic:cNvPr descr="image/15.png" id="81" name="Picture"/>
-                    <pic:cNvPicPr>
-                      <a:picLocks noChangeArrowheads="1" noChangeAspect="1"/>
-                    </pic:cNvPicPr>
-                  </pic:nvPicPr>
-                  <pic:blipFill>
-                    <a:blip r:embed="rId79"/>
-                    <a:stretch>
-                      <a:fillRect/>
-                    </a:stretch>
-                  </pic:blipFill>
-                  <pic:spPr bwMode="auto">
-                    <a:xfrm>
-                      <a:off x="0" y="0"/>
-                      <a:ext cx="4267200" cy="1483922"/>
-                    </a:xfrm>
-                    <a:prstGeom prst="rect">
-                      <a:avLst/>
-                    </a:prstGeom>
-                    <a:noFill/>
-                    <a:ln w="9525">
-                      <a:noFill/>
-                      <a:headEnd/>
-                      <a:tailEnd/>
-                    </a:ln>
-                  </pic:spPr>
-                </pic:pic>
-              </a:graphicData>
-            </a:graphic>
-          </wp:inline>
-        </w:drawing>
-      </w:r>
-    </w:p>
-    <w:p>
-      <w:pPr>
-        <w:pStyle w:val="ImageCaption"/>
-      </w:pPr>
-      <w:r>
-        <w:t xml:space="preserve">Рис. 15: Настройка msk-pavlovskaya-omabakumova-sw-1, как VTP-клиента</w:t>
-      </w:r>
-    </w:p>
-    <w:bookmarkEnd w:id="82"/>
-    <w:p>
-      <w:pPr>
-        <w:pStyle w:val="BodyText"/>
-      </w:pPr>
-      <w:r>
-        <w:t xml:space="preserve">Далее настроим конфигурацию диапазона портов, используя также (табл. 1),получим следующее (рис. 16)::</w:t>
-      </w:r>
-    </w:p>
-    <w:bookmarkStart w:id="86" w:name="fig:016"/>
-    <w:p>
-      <w:pPr>
-        <w:pStyle w:val="CaptionedFigure"/>
-      </w:pPr>
-      <w:r>
-        <w:drawing>
-          <wp:inline>
-            <wp:extent cx="4267200" cy="3119209"/>
-            <wp:effectExtent b="0" l="0" r="0" t="0"/>
-            <wp:docPr descr="Рис. 16: Настройка конфигурации диапазона портов для msk-donskaya-omabakumova-sw-4" title="" id="84" name="Picture"/>
-            <a:graphic>
-              <a:graphicData uri="http://schemas.openxmlformats.org/drawingml/2006/picture">
-                <pic:pic>
-                  <pic:nvPicPr>
-                    <pic:cNvPr descr="image/16.png" id="85" name="Picture"/>
-                    <pic:cNvPicPr>
-                      <a:picLocks noChangeArrowheads="1" noChangeAspect="1"/>
-                    </pic:cNvPicPr>
-                  </pic:nvPicPr>
-                  <pic:blipFill>
-                    <a:blip r:embed="rId83"/>
-                    <a:stretch>
-                      <a:fillRect/>
-                    </a:stretch>
-                  </pic:blipFill>
-                  <pic:spPr bwMode="auto">
-                    <a:xfrm>
-                      <a:off x="0" y="0"/>
-                      <a:ext cx="4267200" cy="3119209"/>
-                    </a:xfrm>
-                    <a:prstGeom prst="rect">
-                      <a:avLst/>
-                    </a:prstGeom>
-                    <a:noFill/>
-                    <a:ln w="9525">
-                      <a:noFill/>
-                      <a:headEnd/>
-                      <a:tailEnd/>
-                    </a:ln>
-                  </pic:spPr>
-                </pic:pic>
-              </a:graphicData>
-            </a:graphic>
-          </wp:inline>
-        </w:drawing>
-      </w:r>
-    </w:p>
-    <w:p>
-      <w:pPr>
-        <w:pStyle w:val="ImageCaption"/>
-      </w:pPr>
-      <w:r>
-        <w:t xml:space="preserve">Рис. 16: Настройка конфигурации диапазона портов для msk-donskaya-omabakumova-sw-4</w:t>
-      </w:r>
-    </w:p>
-    <w:bookmarkEnd w:id="86"/>
-    <w:bookmarkStart w:id="90" w:name="fig:017"/>
-    <w:p>
-      <w:pPr>
-        <w:pStyle w:val="CaptionedFigure"/>
-      </w:pPr>
-      <w:r>
-        <w:drawing>
-          <wp:inline>
-            <wp:extent cx="4267200" cy="1909242"/>
-            <wp:effectExtent b="0" l="0" r="0" t="0"/>
-            <wp:docPr descr="Рис. 17: Настройка конфигурации диапазона портов для msk-donskaya-omabakumova-sw-2" title="" id="88" name="Picture"/>
-            <a:graphic>
-              <a:graphicData uri="http://schemas.openxmlformats.org/drawingml/2006/picture">
-                <pic:pic>
-                  <pic:nvPicPr>
-                    <pic:cNvPr descr="image/17.png" id="89" name="Picture"/>
-                    <pic:cNvPicPr>
-                      <a:picLocks noChangeArrowheads="1" noChangeAspect="1"/>
-                    </pic:cNvPicPr>
-                  </pic:nvPicPr>
-                  <pic:blipFill>
-                    <a:blip r:embed="rId87"/>
-                    <a:stretch>
-                      <a:fillRect/>
-                    </a:stretch>
-                  </pic:blipFill>
-                  <pic:spPr bwMode="auto">
-                    <a:xfrm>
-                      <a:off x="0" y="0"/>
-                      <a:ext cx="4267200" cy="1909242"/>
-                    </a:xfrm>
-                    <a:prstGeom prst="rect">
-                      <a:avLst/>
-                    </a:prstGeom>
-                    <a:noFill/>
-                    <a:ln w="9525">
-                      <a:noFill/>
-                      <a:headEnd/>
-                      <a:tailEnd/>
-                    </a:ln>
-                  </pic:spPr>
-                </pic:pic>
-              </a:graphicData>
-            </a:graphic>
-          </wp:inline>
-        </w:drawing>
-      </w:r>
-    </w:p>
-    <w:p>
-      <w:pPr>
-        <w:pStyle w:val="ImageCaption"/>
-      </w:pPr>
-      <w:r>
-        <w:t xml:space="preserve">Рис. 17: Настройка конфигурации диапазона портов для msk-donskaya-omabakumova-sw-2</w:t>
-      </w:r>
-    </w:p>
-    <w:bookmarkEnd w:id="90"/>
-    <w:bookmarkStart w:id="94" w:name="fig:018"/>
-    <w:p>
-      <w:pPr>
-        <w:pStyle w:val="CaptionedFigure"/>
-      </w:pPr>
-      <w:r>
-        <w:drawing>
-          <wp:inline>
-            <wp:extent cx="4267200" cy="1724476"/>
-            <wp:effectExtent b="0" l="0" r="0" t="0"/>
-            <wp:docPr descr="Рис. 18: Настройка конфигурации диапазона портов для msk-donskaya-omabakumova-sw-3" title="" id="92" name="Picture"/>
-            <a:graphic>
-              <a:graphicData uri="http://schemas.openxmlformats.org/drawingml/2006/picture">
-                <pic:pic>
-                  <pic:nvPicPr>
-                    <pic:cNvPr descr="image/18.png" id="93" name="Picture"/>
-                    <pic:cNvPicPr>
-                      <a:picLocks noChangeArrowheads="1" noChangeAspect="1"/>
-                    </pic:cNvPicPr>
-                  </pic:nvPicPr>
-                  <pic:blipFill>
-                    <a:blip r:embed="rId91"/>
-                    <a:stretch>
-                      <a:fillRect/>
-                    </a:stretch>
-                  </pic:blipFill>
-                  <pic:spPr bwMode="auto">
-                    <a:xfrm>
-                      <a:off x="0" y="0"/>
-                      <a:ext cx="4267200" cy="1724476"/>
-                    </a:xfrm>
-                    <a:prstGeom prst="rect">
-                      <a:avLst/>
-                    </a:prstGeom>
-                    <a:noFill/>
-                    <a:ln w="9525">
-                      <a:noFill/>
-                      <a:headEnd/>
-                      <a:tailEnd/>
-                    </a:ln>
-                  </pic:spPr>
-                </pic:pic>
-              </a:graphicData>
-            </a:graphic>
-          </wp:inline>
-        </w:drawing>
-      </w:r>
-    </w:p>
-    <w:p>
-      <w:pPr>
-        <w:pStyle w:val="ImageCaption"/>
-      </w:pPr>
-      <w:r>
-        <w:t xml:space="preserve">Рис. 18: Настройка конфигурации диапазона портов для msk-donskaya-omabakumova-sw-3</w:t>
-      </w:r>
-    </w:p>
-    <w:bookmarkEnd w:id="94"/>
-    <w:bookmarkStart w:id="98" w:name="fig:019"/>
-    <w:p>
-      <w:pPr>
-        <w:pStyle w:val="CaptionedFigure"/>
-      </w:pPr>
-      <w:r>
-        <w:drawing>
-          <wp:inline>
-            <wp:extent cx="4267200" cy="1956502"/>
-            <wp:effectExtent b="0" l="0" r="0" t="0"/>
-            <wp:docPr descr="Рис. 19: Настройка конфигурации диапазона портов для msk-pavlovskaya-omabakumova-sw-1" title="" id="96" name="Picture"/>
-            <a:graphic>
-              <a:graphicData uri="http://schemas.openxmlformats.org/drawingml/2006/picture">
-                <pic:pic>
-                  <pic:nvPicPr>
-                    <pic:cNvPr descr="image/19.png" id="97" name="Picture"/>
-                    <pic:cNvPicPr>
-                      <a:picLocks noChangeArrowheads="1" noChangeAspect="1"/>
-                    </pic:cNvPicPr>
-                  </pic:nvPicPr>
-                  <pic:blipFill>
-                    <a:blip r:embed="rId95"/>
-                    <a:stretch>
-                      <a:fillRect/>
-                    </a:stretch>
-                  </pic:blipFill>
-                  <pic:spPr bwMode="auto">
-                    <a:xfrm>
-                      <a:off x="0" y="0"/>
-                      <a:ext cx="4267200" cy="1956502"/>
-                    </a:xfrm>
-                    <a:prstGeom prst="rect">
-                      <a:avLst/>
-                    </a:prstGeom>
-                    <a:noFill/>
-                    <a:ln w="9525">
-                      <a:noFill/>
-                      <a:headEnd/>
-                      <a:tailEnd/>
-                    </a:ln>
-                  </pic:spPr>
-                </pic:pic>
-              </a:graphicData>
-            </a:graphic>
-          </wp:inline>
-        </w:drawing>
-      </w:r>
-    </w:p>
-    <w:p>
-      <w:pPr>
-        <w:pStyle w:val="ImageCaption"/>
-      </w:pPr>
-      <w:r>
-        <w:t xml:space="preserve">Рис. 19: Настройка конфигурации диапазона портов для msk-pavlovskaya-omabakumova-sw-1</w:t>
-      </w:r>
-    </w:p>
-    <w:bookmarkEnd w:id="98"/>
-    <w:p>
-      <w:pPr>
-        <w:pStyle w:val="BodyText"/>
-      </w:pPr>
-      <w:r>
-        <w:t xml:space="preserve">Теперь с помощью таблицы (табл. 2), настроим шлюз и IP-адрес у всех оконечных устройств (рис. 20):</w:t>
-      </w:r>
-    </w:p>
-    <w:bookmarkStart w:id="99" w:name="tbl:ip"/>
-    <w:p>
-      <w:pPr>
-        <w:pStyle w:val="TableCaption"/>
-      </w:pPr>
-      <w:r>
-        <w:t xml:space="preserve">Таблица 2: Таблица IP</w:t>
-      </w:r>
-    </w:p>
-    <w:tbl>
-      <w:tblPr>
-        <w:tblStyle w:val="Table"/>
-        <w:tblW w:type="auto" w:w="0"/>
-        <w:tblLook w:firstRow="1" w:lastRow="0" w:firstColumn="0" w:lastColumn="0" w:noHBand="0" w:noVBand="0" w:val="0020"/>
-        <w:tblCaption w:val="Таблица 2: Таблица IP"/>
-      </w:tblPr>
-      <w:tblGrid>
-        <w:gridCol w:w="2640"/>
-        <w:gridCol w:w="2640"/>
-        <w:gridCol w:w="2640"/>
-      </w:tblGrid>
-      <w:tr>
-        <w:trPr>
-          <w:tblHeader w:val="on"/>
-        </w:trPr>
-        <w:tc>
-          <w:tcPr/>
-          <w:p>
-            <w:pPr>
-              <w:pStyle w:val="Compact"/>
-            </w:pPr>
-            <w:r>
-              <w:t xml:space="preserve">IP-адреса</w:t>
-            </w:r>
-          </w:p>
-        </w:tc>
-        <w:tc>
-          <w:tcPr/>
-          <w:p>
-            <w:pPr>
-              <w:pStyle w:val="Compact"/>
-            </w:pPr>
-            <w:r>
-              <w:t xml:space="preserve">Примечание</w:t>
-            </w:r>
-          </w:p>
-        </w:tc>
-        <w:tc>
-          <w:tcPr/>
-          <w:p>
-            <w:pPr>
-              <w:pStyle w:val="Compact"/>
-            </w:pPr>
-            <w:r>
-              <w:t xml:space="preserve">VLAN</w:t>
-            </w:r>
-          </w:p>
-        </w:tc>
-      </w:tr>
-      <w:tr>
-        <w:tc>
-          <w:tcPr/>
-          <w:p>
-            <w:pPr>
-              <w:pStyle w:val="Compact"/>
-            </w:pPr>
-            <w:r>
-              <w:t xml:space="preserve">10.128.0.0/16</w:t>
-            </w:r>
-          </w:p>
-        </w:tc>
-        <w:tc>
-          <w:tcPr/>
-          <w:p>
-            <w:pPr>
-              <w:pStyle w:val="Compact"/>
-            </w:pPr>
-            <w:r>
-              <w:t xml:space="preserve">Вся сеть</w:t>
-            </w:r>
-          </w:p>
-        </w:tc>
-        <w:tc>
-          <w:tcPr/>
-          <w:p>
-            <w:pPr>
-              <w:pStyle w:val="Compact"/>
-            </w:pPr>
-          </w:p>
-        </w:tc>
-      </w:tr>
-      <w:tr>
-        <w:tc>
-          <w:tcPr/>
-          <w:p>
-            <w:pPr>
-              <w:pStyle w:val="Compact"/>
-            </w:pPr>
-            <w:r>
-              <w:t xml:space="preserve">10.128.0.0/24</w:t>
-            </w:r>
-          </w:p>
-        </w:tc>
-        <w:tc>
-          <w:tcPr/>
-          <w:p>
-            <w:pPr>
-              <w:pStyle w:val="Compact"/>
-            </w:pPr>
-            <w:r>
-              <w:t xml:space="preserve">Серверная ферма</w:t>
-            </w:r>
-          </w:p>
-        </w:tc>
-        <w:tc>
-          <w:tcPr/>
-          <w:p>
-            <w:pPr>
-              <w:pStyle w:val="Compact"/>
-            </w:pPr>
-            <w:r>
-              <w:t xml:space="preserve">3</w:t>
-            </w:r>
-          </w:p>
-        </w:tc>
-      </w:tr>
-      <w:tr>
-        <w:tc>
-          <w:tcPr/>
-          <w:p>
-            <w:pPr>
-              <w:pStyle w:val="Compact"/>
-            </w:pPr>
-            <w:r>
-              <w:t xml:space="preserve">10.128.0.1</w:t>
-            </w:r>
-          </w:p>
-        </w:tc>
-        <w:tc>
-          <w:tcPr/>
-          <w:p>
-            <w:pPr>
-              <w:pStyle w:val="Compact"/>
-            </w:pPr>
-            <w:r>
-              <w:t xml:space="preserve">Шлюз</w:t>
-            </w:r>
-          </w:p>
-        </w:tc>
-        <w:tc>
-          <w:tcPr/>
-          <w:p>
-            <w:pPr>
-              <w:pStyle w:val="Compact"/>
-            </w:pPr>
-          </w:p>
-        </w:tc>
-      </w:tr>
-      <w:tr>
-        <w:tc>
-          <w:tcPr/>
-          <w:p>
-            <w:pPr>
-              <w:pStyle w:val="Compact"/>
-            </w:pPr>
-            <w:r>
-              <w:t xml:space="preserve">10.128.0.2</w:t>
-            </w:r>
-          </w:p>
-        </w:tc>
-        <w:tc>
-          <w:tcPr/>
-          <w:p>
-            <w:pPr>
-              <w:pStyle w:val="Compact"/>
-            </w:pPr>
-            <w:r>
-              <w:t xml:space="preserve">Web</w:t>
-            </w:r>
-          </w:p>
-        </w:tc>
-        <w:tc>
-          <w:tcPr/>
-          <w:p>
-            <w:pPr>
-              <w:pStyle w:val="Compact"/>
-            </w:pPr>
-          </w:p>
-        </w:tc>
-      </w:tr>
-      <w:tr>
-        <w:tc>
-          <w:tcPr/>
-          <w:p>
-            <w:pPr>
-              <w:pStyle w:val="Compact"/>
-            </w:pPr>
-            <w:r>
-              <w:t xml:space="preserve">10.128.0.3</w:t>
-            </w:r>
-          </w:p>
-        </w:tc>
-        <w:tc>
-          <w:tcPr/>
-          <w:p>
-            <w:pPr>
-              <w:pStyle w:val="Compact"/>
-            </w:pPr>
-            <w:r>
-              <w:t xml:space="preserve">File</w:t>
-            </w:r>
-          </w:p>
-        </w:tc>
-        <w:tc>
-          <w:tcPr/>
-          <w:p>
-            <w:pPr>
-              <w:pStyle w:val="Compact"/>
-            </w:pPr>
-          </w:p>
-        </w:tc>
-      </w:tr>
-      <w:tr>
-        <w:tc>
-          <w:tcPr/>
-          <w:p>
-            <w:pPr>
-              <w:pStyle w:val="Compact"/>
-            </w:pPr>
-            <w:r>
-              <w:t xml:space="preserve">10.128.0.4</w:t>
-            </w:r>
-          </w:p>
-        </w:tc>
-        <w:tc>
-          <w:tcPr/>
-          <w:p>
-            <w:pPr>
-              <w:pStyle w:val="Compact"/>
-            </w:pPr>
-            <w:r>
-              <w:t xml:space="preserve">Mail</w:t>
-            </w:r>
-          </w:p>
-        </w:tc>
-        <w:tc>
-          <w:tcPr/>
-          <w:p>
-            <w:pPr>
-              <w:pStyle w:val="Compact"/>
-            </w:pPr>
-          </w:p>
-        </w:tc>
-      </w:tr>
-      <w:tr>
-        <w:tc>
-          <w:tcPr/>
-          <w:p>
-            <w:pPr>
-              <w:pStyle w:val="Compact"/>
-            </w:pPr>
-            <w:r>
-              <w:t xml:space="preserve">10.128.0.5</w:t>
-            </w:r>
-          </w:p>
-        </w:tc>
-        <w:tc>
-          <w:tcPr/>
-          <w:p>
-            <w:pPr>
-              <w:pStyle w:val="Compact"/>
-            </w:pPr>
-            <w:r>
-              <w:t xml:space="preserve">Dns</w:t>
-            </w:r>
-          </w:p>
-        </w:tc>
-        <w:tc>
-          <w:tcPr/>
-          <w:p>
-            <w:pPr>
-              <w:pStyle w:val="Compact"/>
-            </w:pPr>
-          </w:p>
-        </w:tc>
-      </w:tr>
-      <w:tr>
-        <w:tc>
-          <w:tcPr/>
-          <w:p>
-            <w:pPr>
-              <w:pStyle w:val="Compact"/>
-            </w:pPr>
-            <w:r>
-              <w:t xml:space="preserve">10.128.0.6-10.128.0.254</w:t>
-            </w:r>
-          </w:p>
-        </w:tc>
-        <w:tc>
-          <w:tcPr/>
-          <w:p>
-            <w:pPr>
-              <w:pStyle w:val="Compact"/>
-            </w:pPr>
-            <w:r>
-              <w:t xml:space="preserve">Зарезервировано</w:t>
-            </w:r>
-          </w:p>
-        </w:tc>
-        <w:tc>
-          <w:tcPr/>
-          <w:p>
-            <w:pPr>
-              <w:pStyle w:val="Compact"/>
-            </w:pPr>
-          </w:p>
-        </w:tc>
-      </w:tr>
-      <w:tr>
-        <w:tc>
-          <w:tcPr/>
-          <w:p>
-            <w:pPr>
-              <w:pStyle w:val="Compact"/>
-            </w:pPr>
-            <w:r>
-              <w:t xml:space="preserve">10.128.1.0/24</w:t>
-            </w:r>
-          </w:p>
-        </w:tc>
-        <w:tc>
-          <w:tcPr/>
-          <w:p>
-            <w:pPr>
-              <w:pStyle w:val="Compact"/>
-            </w:pPr>
-            <w:r>
-              <w:t xml:space="preserve">Управление</w:t>
-            </w:r>
-          </w:p>
-        </w:tc>
-        <w:tc>
-          <w:tcPr/>
-          <w:p>
-            <w:pPr>
-              <w:pStyle w:val="Compact"/>
-            </w:pPr>
-            <w:r>
-              <w:t xml:space="preserve">2</w:t>
-            </w:r>
-          </w:p>
-        </w:tc>
-      </w:tr>
-      <w:tr>
-        <w:tc>
-          <w:tcPr/>
-          <w:p>
-            <w:pPr>
-              <w:pStyle w:val="Compact"/>
-            </w:pPr>
-            <w:r>
-              <w:t xml:space="preserve">10.128.1.1</w:t>
-            </w:r>
-          </w:p>
-        </w:tc>
-        <w:tc>
-          <w:tcPr/>
-          <w:p>
-            <w:pPr>
-              <w:pStyle w:val="Compact"/>
-            </w:pPr>
-            <w:r>
-              <w:t xml:space="preserve">Шлюз</w:t>
-            </w:r>
-          </w:p>
-        </w:tc>
-        <w:tc>
-          <w:tcPr/>
-          <w:p>
-            <w:pPr>
-              <w:pStyle w:val="Compact"/>
-            </w:pPr>
-          </w:p>
-        </w:tc>
-      </w:tr>
-      <w:tr>
-        <w:tc>
-          <w:tcPr/>
-          <w:p>
-            <w:pPr>
-              <w:pStyle w:val="Compact"/>
-            </w:pPr>
-            <w:r>
-              <w:t xml:space="preserve">10.128.1.2</w:t>
-            </w:r>
-          </w:p>
-        </w:tc>
-        <w:tc>
-          <w:tcPr/>
-          <w:p>
-            <w:pPr>
-              <w:pStyle w:val="Compact"/>
-            </w:pPr>
-            <w:r>
-              <w:t xml:space="preserve">msk-donskaya-sw-1</w:t>
-            </w:r>
-          </w:p>
-        </w:tc>
-        <w:tc>
-          <w:tcPr/>
-          <w:p>
-            <w:pPr>
-              <w:pStyle w:val="Compact"/>
-            </w:pPr>
-          </w:p>
-        </w:tc>
-      </w:tr>
-      <w:tr>
-        <w:tc>
-          <w:tcPr/>
-          <w:p>
-            <w:pPr>
-              <w:pStyle w:val="Compact"/>
-            </w:pPr>
-            <w:r>
-              <w:t xml:space="preserve">10.128.1.3</w:t>
-            </w:r>
-          </w:p>
-        </w:tc>
-        <w:tc>
-          <w:tcPr/>
-          <w:p>
-            <w:pPr>
-              <w:pStyle w:val="Compact"/>
-            </w:pPr>
-            <w:r>
-              <w:t xml:space="preserve">msk-donskaya-sw-2</w:t>
-            </w:r>
-          </w:p>
-        </w:tc>
-        <w:tc>
-          <w:tcPr/>
-          <w:p>
-            <w:pPr>
-              <w:pStyle w:val="Compact"/>
-            </w:pPr>
-          </w:p>
-        </w:tc>
-      </w:tr>
-      <w:tr>
-        <w:tc>
-          <w:tcPr/>
-          <w:p>
-            <w:pPr>
-              <w:pStyle w:val="Compact"/>
-            </w:pPr>
-            <w:r>
-              <w:t xml:space="preserve">10.128.1.4</w:t>
-            </w:r>
-          </w:p>
-        </w:tc>
-        <w:tc>
-          <w:tcPr/>
-          <w:p>
-            <w:pPr>
-              <w:pStyle w:val="Compact"/>
-            </w:pPr>
-            <w:r>
-              <w:t xml:space="preserve">msk-donskaya-sw-3</w:t>
-            </w:r>
-          </w:p>
-        </w:tc>
-        <w:tc>
-          <w:tcPr/>
-          <w:p>
-            <w:pPr>
-              <w:pStyle w:val="Compact"/>
-            </w:pPr>
-          </w:p>
-        </w:tc>
-      </w:tr>
-      <w:tr>
-        <w:tc>
-          <w:tcPr/>
-          <w:p>
-            <w:pPr>
-              <w:pStyle w:val="Compact"/>
-            </w:pPr>
-            <w:r>
-              <w:t xml:space="preserve">10.128.1.5</w:t>
-            </w:r>
-          </w:p>
-        </w:tc>
-        <w:tc>
-          <w:tcPr/>
-          <w:p>
-            <w:pPr>
-              <w:pStyle w:val="Compact"/>
-            </w:pPr>
-            <w:r>
-              <w:t xml:space="preserve">Msk-donskaya-sw-4</w:t>
-            </w:r>
-          </w:p>
-        </w:tc>
-        <w:tc>
-          <w:tcPr/>
-          <w:p>
-            <w:pPr>
-              <w:pStyle w:val="Compact"/>
-            </w:pPr>
-          </w:p>
-        </w:tc>
-      </w:tr>
-      <w:tr>
-        <w:tc>
-          <w:tcPr/>
-          <w:p>
-            <w:pPr>
-              <w:pStyle w:val="Compact"/>
-            </w:pPr>
-            <w:r>
-              <w:t xml:space="preserve">10.128.1.6</w:t>
-            </w:r>
-          </w:p>
-        </w:tc>
-        <w:tc>
-          <w:tcPr/>
-          <w:p>
-            <w:pPr>
-              <w:pStyle w:val="Compact"/>
-            </w:pPr>
-            <w:r>
-              <w:t xml:space="preserve">msk-pavlovskaya-sw-1</w:t>
-            </w:r>
-          </w:p>
-        </w:tc>
-        <w:tc>
-          <w:tcPr/>
-          <w:p>
-            <w:pPr>
-              <w:pStyle w:val="Compact"/>
-            </w:pPr>
-          </w:p>
-        </w:tc>
-      </w:tr>
-      <w:tr>
-        <w:tc>
-          <w:tcPr/>
-          <w:p>
-            <w:pPr>
-              <w:pStyle w:val="Compact"/>
-            </w:pPr>
-            <w:r>
-              <w:t xml:space="preserve">10.128.1.7-10.128.1.254</w:t>
-            </w:r>
-          </w:p>
-        </w:tc>
-        <w:tc>
-          <w:tcPr/>
-          <w:p>
-            <w:pPr>
-              <w:pStyle w:val="Compact"/>
-            </w:pPr>
-            <w:r>
-              <w:t xml:space="preserve">Зарезервировано</w:t>
-            </w:r>
-          </w:p>
-        </w:tc>
-        <w:tc>
-          <w:tcPr/>
-          <w:p>
-            <w:pPr>
-              <w:pStyle w:val="Compact"/>
-            </w:pPr>
-          </w:p>
-        </w:tc>
-      </w:tr>
-      <w:tr>
-        <w:tc>
-          <w:tcPr/>
-          <w:p>
-            <w:pPr>
-              <w:pStyle w:val="Compact"/>
-            </w:pPr>
-            <w:r>
-              <w:t xml:space="preserve">10.128.2.0/24</w:t>
-            </w:r>
-          </w:p>
-        </w:tc>
-        <w:tc>
-          <w:tcPr/>
-          <w:p>
-            <w:pPr>
-              <w:pStyle w:val="Compact"/>
-            </w:pPr>
-            <w:r>
-              <w:t xml:space="preserve">Сеть Point-to-Point</w:t>
-            </w:r>
-          </w:p>
-        </w:tc>
-        <w:tc>
-          <w:tcPr/>
-          <w:p>
-            <w:pPr>
-              <w:pStyle w:val="Compact"/>
-            </w:pPr>
-          </w:p>
-        </w:tc>
-      </w:tr>
-      <w:tr>
-        <w:tc>
-          <w:tcPr/>
-          <w:p>
-            <w:pPr>
-              <w:pStyle w:val="Compact"/>
-            </w:pPr>
-            <w:r>
-              <w:t xml:space="preserve">10.128.2.1</w:t>
-            </w:r>
-          </w:p>
-        </w:tc>
-        <w:tc>
-          <w:tcPr/>
-          <w:p>
-            <w:pPr>
-              <w:pStyle w:val="Compact"/>
-            </w:pPr>
-            <w:r>
-              <w:t xml:space="preserve">Шлюз</w:t>
-            </w:r>
-          </w:p>
-        </w:tc>
-        <w:tc>
-          <w:tcPr/>
-          <w:p>
-            <w:pPr>
-              <w:pStyle w:val="Compact"/>
-            </w:pPr>
-          </w:p>
-        </w:tc>
-      </w:tr>
-      <w:tr>
-        <w:tc>
-          <w:tcPr/>
-          <w:p>
-            <w:pPr>
-              <w:pStyle w:val="Compact"/>
-            </w:pPr>
-            <w:r>
-              <w:t xml:space="preserve">10.128.2.2-10.128.2.254</w:t>
-            </w:r>
-          </w:p>
-        </w:tc>
-        <w:tc>
-          <w:tcPr/>
-          <w:p>
-            <w:pPr>
-              <w:pStyle w:val="Compact"/>
-            </w:pPr>
-            <w:r>
-              <w:t xml:space="preserve">Зарезервировано</w:t>
-            </w:r>
-          </w:p>
-        </w:tc>
-        <w:tc>
-          <w:tcPr/>
-          <w:p>
-            <w:pPr>
-              <w:pStyle w:val="Compact"/>
-            </w:pPr>
-          </w:p>
-        </w:tc>
-      </w:tr>
-      <w:tr>
-        <w:tc>
-          <w:tcPr/>
-          <w:p>
-            <w:pPr>
-              <w:pStyle w:val="Compact"/>
-            </w:pPr>
-            <w:r>
-              <w:t xml:space="preserve">10.128.3.0/24</w:t>
-            </w:r>
-          </w:p>
-        </w:tc>
-        <w:tc>
-          <w:tcPr/>
-          <w:p>
-            <w:pPr>
-              <w:pStyle w:val="Compact"/>
-            </w:pPr>
-            <w:r>
-              <w:t xml:space="preserve">Дисплейные классы(DK)</w:t>
-            </w:r>
-          </w:p>
-        </w:tc>
-        <w:tc>
-          <w:tcPr/>
-          <w:p>
-            <w:pPr>
-              <w:pStyle w:val="Compact"/>
-            </w:pPr>
-            <w:r>
-              <w:t xml:space="preserve">101</w:t>
-            </w:r>
-          </w:p>
-        </w:tc>
-      </w:tr>
-      <w:tr>
-        <w:tc>
-          <w:tcPr/>
-          <w:p>
-            <w:pPr>
-              <w:pStyle w:val="Compact"/>
-            </w:pPr>
-            <w:r>
-              <w:t xml:space="preserve">10.128.3.1</w:t>
-            </w:r>
-          </w:p>
-        </w:tc>
-        <w:tc>
-          <w:tcPr/>
-          <w:p>
-            <w:pPr>
-              <w:pStyle w:val="Compact"/>
-            </w:pPr>
-            <w:r>
-              <w:t xml:space="preserve">Шлюз</w:t>
-            </w:r>
-          </w:p>
-        </w:tc>
-        <w:tc>
-          <w:tcPr/>
-          <w:p>
-            <w:pPr>
-              <w:pStyle w:val="Compact"/>
-            </w:pPr>
-          </w:p>
-        </w:tc>
-      </w:tr>
-      <w:tr>
-        <w:tc>
-          <w:tcPr/>
-          <w:p>
-            <w:pPr>
-              <w:pStyle w:val="Compact"/>
-            </w:pPr>
-            <w:r>
-              <w:t xml:space="preserve">10.128.3.2-10.128.3.254</w:t>
-            </w:r>
-          </w:p>
-        </w:tc>
-        <w:tc>
-          <w:tcPr/>
-          <w:p>
-            <w:pPr>
-              <w:pStyle w:val="Compact"/>
-            </w:pPr>
-            <w:r>
-              <w:t xml:space="preserve">Пул для пользователей</w:t>
-            </w:r>
-          </w:p>
-        </w:tc>
-        <w:tc>
-          <w:tcPr/>
-          <w:p>
-            <w:pPr>
-              <w:pStyle w:val="Compact"/>
-            </w:pPr>
-          </w:p>
-        </w:tc>
-      </w:tr>
-      <w:tr>
-        <w:tc>
-          <w:tcPr/>
-          <w:p>
-            <w:pPr>
-              <w:pStyle w:val="Compact"/>
-            </w:pPr>
-            <w:r>
-              <w:t xml:space="preserve">10.128.4.0/24</w:t>
-            </w:r>
-          </w:p>
-        </w:tc>
-        <w:tc>
-          <w:tcPr/>
-          <w:p>
-            <w:pPr>
-              <w:pStyle w:val="Compact"/>
-            </w:pPr>
-            <w:r>
-              <w:t xml:space="preserve">Кафедра (DEP)</w:t>
-            </w:r>
-          </w:p>
-        </w:tc>
-        <w:tc>
-          <w:tcPr/>
-          <w:p>
-            <w:pPr>
-              <w:pStyle w:val="Compact"/>
-            </w:pPr>
-            <w:r>
-              <w:t xml:space="preserve">102</w:t>
-            </w:r>
-          </w:p>
-        </w:tc>
-      </w:tr>
-      <w:tr>
-        <w:tc>
-          <w:tcPr/>
-          <w:p>
-            <w:pPr>
-              <w:pStyle w:val="Compact"/>
-            </w:pPr>
-            <w:r>
-              <w:t xml:space="preserve">10.128.4.1</w:t>
-            </w:r>
-          </w:p>
-        </w:tc>
-        <w:tc>
-          <w:tcPr/>
-          <w:p>
-            <w:pPr>
-              <w:pStyle w:val="Compact"/>
-            </w:pPr>
-            <w:r>
-              <w:t xml:space="preserve">Шлюз</w:t>
-            </w:r>
-          </w:p>
-        </w:tc>
-        <w:tc>
-          <w:tcPr/>
-          <w:p>
-            <w:pPr>
-              <w:pStyle w:val="Compact"/>
-            </w:pPr>
-          </w:p>
-        </w:tc>
-      </w:tr>
-      <w:tr>
-        <w:tc>
-          <w:tcPr/>
-          <w:p>
-            <w:pPr>
-              <w:pStyle w:val="Compact"/>
-            </w:pPr>
-            <w:r>
-              <w:t xml:space="preserve">10.128.4.2-10.128.4.254</w:t>
-            </w:r>
-          </w:p>
-        </w:tc>
-        <w:tc>
-          <w:tcPr/>
-          <w:p>
-            <w:pPr>
-              <w:pStyle w:val="Compact"/>
-            </w:pPr>
-            <w:r>
-              <w:t xml:space="preserve">Пул для пользователей</w:t>
-            </w:r>
-          </w:p>
-        </w:tc>
-        <w:tc>
-          <w:tcPr/>
-          <w:p>
-            <w:pPr>
-              <w:pStyle w:val="Compact"/>
-            </w:pPr>
-          </w:p>
-        </w:tc>
-      </w:tr>
-      <w:tr>
-        <w:tc>
-          <w:tcPr/>
-          <w:p>
-            <w:pPr>
-              <w:pStyle w:val="Compact"/>
-            </w:pPr>
-            <w:r>
-              <w:t xml:space="preserve">10.128.5.0/24</w:t>
-            </w:r>
-          </w:p>
-        </w:tc>
-        <w:tc>
-          <w:tcPr/>
-          <w:p>
-            <w:pPr>
-              <w:pStyle w:val="Compact"/>
-            </w:pPr>
-            <w:r>
-              <w:t xml:space="preserve">Администрация (ADM)</w:t>
-            </w:r>
-          </w:p>
-        </w:tc>
-        <w:tc>
-          <w:tcPr/>
-          <w:p>
-            <w:pPr>
-              <w:pStyle w:val="Compact"/>
-            </w:pPr>
-            <w:r>
-              <w:t xml:space="preserve">103</w:t>
-            </w:r>
-          </w:p>
-        </w:tc>
-      </w:tr>
-      <w:tr>
-        <w:tc>
-          <w:tcPr/>
-          <w:p>
-            <w:pPr>
-              <w:pStyle w:val="Compact"/>
-            </w:pPr>
-            <w:r>
-              <w:t xml:space="preserve">10.128.5.1</w:t>
-            </w:r>
-          </w:p>
-        </w:tc>
-        <w:tc>
-          <w:tcPr/>
-          <w:p>
-            <w:pPr>
-              <w:pStyle w:val="Compact"/>
-            </w:pPr>
-            <w:r>
-              <w:t xml:space="preserve">Шлюз</w:t>
-            </w:r>
-          </w:p>
-        </w:tc>
-        <w:tc>
-          <w:tcPr/>
-          <w:p>
-            <w:pPr>
-              <w:pStyle w:val="Compact"/>
-            </w:pPr>
-          </w:p>
-        </w:tc>
-      </w:tr>
-      <w:tr>
-        <w:tc>
-          <w:tcPr/>
-          <w:p>
-            <w:pPr>
-              <w:pStyle w:val="Compact"/>
-            </w:pPr>
-            <w:r>
-              <w:t xml:space="preserve">10.128.5.2-10.128.5.254</w:t>
-            </w:r>
-          </w:p>
-        </w:tc>
-        <w:tc>
-          <w:tcPr/>
-          <w:p>
-            <w:pPr>
-              <w:pStyle w:val="Compact"/>
-            </w:pPr>
-            <w:r>
-              <w:t xml:space="preserve">Пул для пользователей</w:t>
-            </w:r>
-          </w:p>
-        </w:tc>
-        <w:tc>
-          <w:tcPr/>
-          <w:p>
-            <w:pPr>
-              <w:pStyle w:val="Compact"/>
-            </w:pPr>
-          </w:p>
-        </w:tc>
-      </w:tr>
-      <w:tr>
-        <w:tc>
-          <w:tcPr/>
-          <w:p>
-            <w:pPr>
-              <w:pStyle w:val="Compact"/>
-            </w:pPr>
-            <w:r>
-              <w:t xml:space="preserve">10.128.6.0/24</w:t>
-            </w:r>
-          </w:p>
-        </w:tc>
-        <w:tc>
-          <w:tcPr/>
-          <w:p>
-            <w:pPr>
-              <w:pStyle w:val="Compact"/>
-            </w:pPr>
-            <w:r>
-              <w:t xml:space="preserve">Другие пользователи(OTHER)</w:t>
-            </w:r>
-          </w:p>
-        </w:tc>
-        <w:tc>
-          <w:tcPr/>
-          <w:p>
-            <w:pPr>
-              <w:pStyle w:val="Compact"/>
-            </w:pPr>
-            <w:r>
-              <w:t xml:space="preserve">104</w:t>
-            </w:r>
-          </w:p>
-        </w:tc>
-      </w:tr>
-      <w:tr>
-        <w:tc>
-          <w:tcPr/>
-          <w:p>
-            <w:pPr>
-              <w:pStyle w:val="Compact"/>
-            </w:pPr>
-            <w:r>
-              <w:t xml:space="preserve">10.128.6.1</w:t>
-            </w:r>
-          </w:p>
-        </w:tc>
-        <w:tc>
-          <w:tcPr/>
-          <w:p>
-            <w:pPr>
-              <w:pStyle w:val="Compact"/>
-            </w:pPr>
-            <w:r>
-              <w:t xml:space="preserve">Шлюз</w:t>
-            </w:r>
-          </w:p>
-        </w:tc>
-        <w:tc>
-          <w:tcPr/>
-          <w:p>
-            <w:pPr>
-              <w:pStyle w:val="Compact"/>
-            </w:pPr>
-          </w:p>
-        </w:tc>
-      </w:tr>
-      <w:tr>
-        <w:tc>
-          <w:tcPr/>
-          <w:p>
-            <w:pPr>
-              <w:pStyle w:val="Compact"/>
-            </w:pPr>
-            <w:r>
-              <w:t xml:space="preserve">10.128.6.2-10.128.6.254</w:t>
-            </w:r>
-          </w:p>
-        </w:tc>
-        <w:tc>
-          <w:tcPr/>
-          <w:p>
-            <w:pPr>
-              <w:pStyle w:val="Compact"/>
-            </w:pPr>
-            <w:r>
-              <w:t xml:space="preserve">Пул для пользователей</w:t>
-            </w:r>
-          </w:p>
-        </w:tc>
-        <w:tc>
-          <w:tcPr/>
-          <w:p>
-            <w:pPr>
-              <w:pStyle w:val="Compact"/>
-            </w:pPr>
-          </w:p>
-        </w:tc>
-      </w:tr>
-    </w:tbl>
-    <w:bookmarkEnd w:id="99"/>
-    <w:bookmarkStart w:id="103" w:name="fig:020"/>
-    <w:p>
-      <w:pPr>
-        <w:pStyle w:val="CaptionedFigure"/>
-      </w:pPr>
-      <w:r>
-        <w:drawing>
-          <wp:inline>
-            <wp:extent cx="4267200" cy="1961931"/>
-            <wp:effectExtent b="0" l="0" r="0" t="0"/>
-            <wp:docPr descr="Рис. 20: Настройка шлюза для оконечного устройства" title="" id="101" name="Picture"/>
-            <a:graphic>
-              <a:graphicData uri="http://schemas.openxmlformats.org/drawingml/2006/picture">
-                <pic:pic>
-                  <pic:nvPicPr>
-                    <pic:cNvPr descr="image/20.png" id="102" name="Picture"/>
-                    <pic:cNvPicPr>
-                      <a:picLocks noChangeArrowheads="1" noChangeAspect="1"/>
-                    </pic:cNvPicPr>
-                  </pic:nvPicPr>
-                  <pic:blipFill>
-                    <a:blip r:embed="rId100"/>
-                    <a:stretch>
-                      <a:fillRect/>
-                    </a:stretch>
-                  </pic:blipFill>
-                  <pic:spPr bwMode="auto">
-                    <a:xfrm>
-                      <a:off x="0" y="0"/>
-                      <a:ext cx="4267200" cy="1961931"/>
-                    </a:xfrm>
-                    <a:prstGeom prst="rect">
-                      <a:avLst/>
-                    </a:prstGeom>
-                    <a:noFill/>
-                    <a:ln w="9525">
-                      <a:noFill/>
-                      <a:headEnd/>
-                      <a:tailEnd/>
-                    </a:ln>
-                  </pic:spPr>
-                </pic:pic>
-              </a:graphicData>
-            </a:graphic>
-          </wp:inline>
-        </w:drawing>
-      </w:r>
-    </w:p>
-    <w:p>
-      <w:pPr>
-        <w:pStyle w:val="ImageCaption"/>
-      </w:pPr>
-      <w:r>
-        <w:t xml:space="preserve">Рис. 20: Настройка шлюза для оконечного устройства</w:t>
-      </w:r>
-    </w:p>
-    <w:bookmarkEnd w:id="103"/>
-    <w:bookmarkStart w:id="107" w:name="fig:021"/>
-    <w:p>
-      <w:pPr>
-        <w:pStyle w:val="CaptionedFigure"/>
-      </w:pPr>
-      <w:r>
-        <w:drawing>
-          <wp:inline>
-            <wp:extent cx="4267200" cy="1961931"/>
-            <wp:effectExtent b="0" l="0" r="0" t="0"/>
-            <wp:docPr descr="Рис. 21: Настройка IP-адреса для оконечного устройства" title="" id="105" name="Picture"/>
-            <a:graphic>
-              <a:graphicData uri="http://schemas.openxmlformats.org/drawingml/2006/picture">
-                <pic:pic>
-                  <pic:nvPicPr>
-                    <pic:cNvPr descr="image/21.png" id="106" name="Picture"/>
-                    <pic:cNvPicPr>
-                      <a:picLocks noChangeArrowheads="1" noChangeAspect="1"/>
-                    </pic:cNvPicPr>
-                  </pic:nvPicPr>
-                  <pic:blipFill>
-                    <a:blip r:embed="rId104"/>
-                    <a:stretch>
-                      <a:fillRect/>
-                    </a:stretch>
-                  </pic:blipFill>
-                  <pic:spPr bwMode="auto">
-                    <a:xfrm>
-                      <a:off x="0" y="0"/>
-                      <a:ext cx="4267200" cy="1961931"/>
-                    </a:xfrm>
-                    <a:prstGeom prst="rect">
-                      <a:avLst/>
-                    </a:prstGeom>
-                    <a:noFill/>
-                    <a:ln w="9525">
-                      <a:noFill/>
-                      <a:headEnd/>
-                      <a:tailEnd/>
-                    </a:ln>
-                  </pic:spPr>
-                </pic:pic>
-              </a:graphicData>
-            </a:graphic>
-          </wp:inline>
-        </w:drawing>
-      </w:r>
-    </w:p>
-    <w:p>
-      <w:pPr>
-        <w:pStyle w:val="ImageCaption"/>
-      </w:pPr>
-      <w:r>
-        <w:t xml:space="preserve">Рис. 21: Настройка IP-адреса для оконечного устройства</w:t>
-      </w:r>
-    </w:p>
-    <w:bookmarkEnd w:id="107"/>
-    <w:p>
-      <w:pPr>
-        <w:pStyle w:val="BodyText"/>
-      </w:pPr>
-      <w:r>
-        <w:t xml:space="preserve">Аналогичным образом настраиваются и лругие оконечные устройства.</w:t>
-      </w:r>
-    </w:p>
-    <w:p>
-      <w:pPr>
-        <w:pStyle w:val="BodyText"/>
-      </w:pPr>
-      <w:r>
-        <w:t xml:space="preserve">Зайдем в терминал оконечного устройства dk-donskaya-omabakumova-1 и выведем некоторую информацию об IP (рис. 22):</w:t>
-      </w:r>
-    </w:p>
-    <w:bookmarkStart w:id="111" w:name="fig:022"/>
-    <w:p>
-      <w:pPr>
-        <w:pStyle w:val="CaptionedFigure"/>
-      </w:pPr>
-      <w:r>
-        <w:drawing>
-          <wp:inline>
-            <wp:extent cx="4267200" cy="2881660"/>
-            <wp:effectExtent b="0" l="0" r="0" t="0"/>
-            <wp:docPr descr="Рис. 22: Вывод команды ipconfig" title="" id="109" name="Picture"/>
-            <a:graphic>
-              <a:graphicData uri="http://schemas.openxmlformats.org/drawingml/2006/picture">
-                <pic:pic>
-                  <pic:nvPicPr>
-                    <pic:cNvPr descr="image/22.png" id="110" name="Picture"/>
-                    <pic:cNvPicPr>
-                      <a:picLocks noChangeArrowheads="1" noChangeAspect="1"/>
-                    </pic:cNvPicPr>
-                  </pic:nvPicPr>
-                  <pic:blipFill>
-                    <a:blip r:embed="rId108"/>
-                    <a:stretch>
-                      <a:fillRect/>
-                    </a:stretch>
-                  </pic:blipFill>
-                  <pic:spPr bwMode="auto">
-                    <a:xfrm>
-                      <a:off x="0" y="0"/>
-                      <a:ext cx="4267200" cy="2881660"/>
-                    </a:xfrm>
-                    <a:prstGeom prst="rect">
-                      <a:avLst/>
-                    </a:prstGeom>
-                    <a:noFill/>
-                    <a:ln w="9525">
-                      <a:noFill/>
-                      <a:headEnd/>
-                      <a:tailEnd/>
-                    </a:ln>
-                  </pic:spPr>
-                </pic:pic>
-              </a:graphicData>
-            </a:graphic>
-          </wp:inline>
-        </w:drawing>
-      </w:r>
-    </w:p>
-    <w:p>
-      <w:pPr>
-        <w:pStyle w:val="ImageCaption"/>
-      </w:pPr>
-      <w:r>
-        <w:t xml:space="preserve">Рис. 22: Вывод команды ipconfig</w:t>
-      </w:r>
-    </w:p>
-    <w:bookmarkEnd w:id="111"/>
-    <w:p>
-      <w:pPr>
-        <w:pStyle w:val="BodyText"/>
-      </w:pPr>
-      <w:r>
-        <w:t xml:space="preserve">Теперь попробуем пропинговать IP-адреса 10.128.3.202 и 10.128.4.202 (рис. 23):</w:t>
-      </w:r>
-    </w:p>
-    <w:bookmarkStart w:id="115" w:name="fig:023"/>
-    <w:p>
-      <w:pPr>
-        <w:pStyle w:val="CaptionedFigure"/>
-      </w:pPr>
-      <w:r>
-        <w:drawing>
-          <wp:inline>
-            <wp:extent cx="4267200" cy="2635821"/>
-            <wp:effectExtent b="0" l="0" r="0" t="0"/>
-            <wp:docPr descr="Рис. 23: Пингование IP-адресов" title="" id="113" name="Picture"/>
-            <a:graphic>
-              <a:graphicData uri="http://schemas.openxmlformats.org/drawingml/2006/picture">
-                <pic:pic>
-                  <pic:nvPicPr>
-                    <pic:cNvPr descr="image/23.png" id="114" name="Picture"/>
-                    <pic:cNvPicPr>
-                      <a:picLocks noChangeArrowheads="1" noChangeAspect="1"/>
-                    </pic:cNvPicPr>
-                  </pic:nvPicPr>
-                  <pic:blipFill>
-                    <a:blip r:embed="rId112"/>
-                    <a:stretch>
-                      <a:fillRect/>
-                    </a:stretch>
-                  </pic:blipFill>
-                  <pic:spPr bwMode="auto">
-                    <a:xfrm>
-                      <a:off x="0" y="0"/>
-                      <a:ext cx="4267200" cy="2635821"/>
-                    </a:xfrm>
-                    <a:prstGeom prst="rect">
-                      <a:avLst/>
-                    </a:prstGeom>
-                    <a:noFill/>
-                    <a:ln w="9525">
-                      <a:noFill/>
-                      <a:headEnd/>
-                      <a:tailEnd/>
-                    </a:ln>
-                  </pic:spPr>
-                </pic:pic>
-              </a:graphicData>
-            </a:graphic>
-          </wp:inline>
-        </w:drawing>
-      </w:r>
-    </w:p>
-    <w:p>
-      <w:pPr>
-        <w:pStyle w:val="ImageCaption"/>
-      </w:pPr>
-      <w:r>
-        <w:t xml:space="preserve">Рис. 23: Пингование IP-адресов</w:t>
-      </w:r>
-    </w:p>
-    <w:bookmarkEnd w:id="115"/>
-    <w:p>
-      <w:pPr>
-        <w:pStyle w:val="BodyText"/>
-      </w:pPr>
-      <w:r>
-        <w:t xml:space="preserve">Как можно заметить первый адрес пропинговался успешной, что не сказать о втором. Это связано с тем что сначала мы пингуем устройства в одной сети, а затем из разных.</w:t>
-      </w:r>
-    </w:p>
-    <w:p>
-      <w:pPr>
-        <w:pStyle w:val="BodyText"/>
-      </w:pPr>
-      <w:r>
-        <w:t xml:space="preserve">Теперь попробуем запустить симуляцию и отправить пакеты. Для начала из доступных из друг друга сетей (рис. 24):</w:t>
-      </w:r>
-    </w:p>
-    <w:bookmarkStart w:id="119" w:name="fig:024"/>
-    <w:p>
-      <w:pPr>
-        <w:pStyle w:val="CaptionedFigure"/>
-      </w:pPr>
-      <w:r>
-        <w:drawing>
-          <wp:inline>
-            <wp:extent cx="4267200" cy="2417871"/>
-            <wp:effectExtent b="0" l="0" r="0" t="0"/>
-            <wp:docPr descr="Рис. 24: Пакеты успешно проходят" title="" id="117" name="Picture"/>
-            <a:graphic>
-              <a:graphicData uri="http://schemas.openxmlformats.org/drawingml/2006/picture">
-                <pic:pic>
-                  <pic:nvPicPr>
-                    <pic:cNvPr descr="image/24.png" id="118" name="Picture"/>
-                    <pic:cNvPicPr>
-                      <a:picLocks noChangeArrowheads="1" noChangeAspect="1"/>
-                    </pic:cNvPicPr>
-                  </pic:nvPicPr>
-                  <pic:blipFill>
-                    <a:blip r:embed="rId116"/>
-                    <a:stretch>
-                      <a:fillRect/>
-                    </a:stretch>
-                  </pic:blipFill>
-                  <pic:spPr bwMode="auto">
-                    <a:xfrm>
-                      <a:off x="0" y="0"/>
-                      <a:ext cx="4267200" cy="2417871"/>
-                    </a:xfrm>
-                    <a:prstGeom prst="rect">
-                      <a:avLst/>
-                    </a:prstGeom>
-                    <a:noFill/>
-                    <a:ln w="9525">
-                      <a:noFill/>
-                      <a:headEnd/>
-                      <a:tailEnd/>
-                    </a:ln>
-                  </pic:spPr>
-                </pic:pic>
-              </a:graphicData>
-            </a:graphic>
-          </wp:inline>
-        </w:drawing>
-      </w:r>
-    </w:p>
-    <w:p>
-      <w:pPr>
-        <w:pStyle w:val="ImageCaption"/>
-      </w:pPr>
-      <w:r>
-        <w:t xml:space="preserve">Рис. 24: Пакеты успешно проходят</w:t>
-      </w:r>
-    </w:p>
-    <w:bookmarkEnd w:id="119"/>
-    <w:p>
-      <w:pPr>
-        <w:pStyle w:val="BodyText"/>
-      </w:pPr>
-      <w:r>
-        <w:t xml:space="preserve">Также мы можем посмотреть информацию об ICMP-пакете,то есть PDU (рис. 25):</w:t>
-      </w:r>
-    </w:p>
-    <w:bookmarkStart w:id="123" w:name="fig:025"/>
-    <w:p>
-      <w:pPr>
-        <w:pStyle w:val="CaptionedFigure"/>
-      </w:pPr>
-      <w:r>
-        <w:drawing>
-          <wp:inline>
-            <wp:extent cx="4267200" cy="4127412"/>
-            <wp:effectExtent b="0" l="0" r="0" t="0"/>
-            <wp:docPr descr="Рис. 25: Информация PDU" title="" id="121" name="Picture"/>
-            <a:graphic>
-              <a:graphicData uri="http://schemas.openxmlformats.org/drawingml/2006/picture">
-                <pic:pic>
-                  <pic:nvPicPr>
-                    <pic:cNvPr descr="image/25.png" id="122" name="Picture"/>
-                    <pic:cNvPicPr>
-                      <a:picLocks noChangeArrowheads="1" noChangeAspect="1"/>
-                    </pic:cNvPicPr>
-                  </pic:nvPicPr>
-                  <pic:blipFill>
-                    <a:blip r:embed="rId120"/>
-                    <a:stretch>
-                      <a:fillRect/>
-                    </a:stretch>
-                  </pic:blipFill>
-                  <pic:spPr bwMode="auto">
-                    <a:xfrm>
-                      <a:off x="0" y="0"/>
-                      <a:ext cx="4267200" cy="4127412"/>
-                    </a:xfrm>
-                    <a:prstGeom prst="rect">
-                      <a:avLst/>
-                    </a:prstGeom>
-                    <a:noFill/>
-                    <a:ln w="9525">
-                      <a:noFill/>
-                      <a:headEnd/>
-                      <a:tailEnd/>
-                    </a:ln>
-                  </pic:spPr>
-                </pic:pic>
-              </a:graphicData>
-            </a:graphic>
-          </wp:inline>
-        </w:drawing>
-      </w:r>
-    </w:p>
-    <w:p>
-      <w:pPr>
-        <w:pStyle w:val="ImageCaption"/>
-      </w:pPr>
-      <w:r>
-        <w:t xml:space="preserve">Рис. 25: Информация PDU</w:t>
-      </w:r>
-    </w:p>
-    <w:bookmarkEnd w:id="123"/>
-    <w:p>
-      <w:pPr>
-        <w:pStyle w:val="BodyText"/>
-      </w:pPr>
-      <w:r>
-        <w:t xml:space="preserve">Но взяв из другой сети, у нас появляются проблемы (рис. 26):</w:t>
-      </w:r>
-    </w:p>
-    <w:bookmarkStart w:id="127" w:name="fig:026"/>
-    <w:p>
-      <w:pPr>
-        <w:pStyle w:val="CaptionedFigure"/>
-      </w:pPr>
-      <w:r>
-        <w:drawing>
-          <wp:inline>
-            <wp:extent cx="4267200" cy="1979461"/>
-            <wp:effectExtent b="0" l="0" r="0" t="0"/>
-            <wp:docPr descr="Рис. 26: Пакеты не проходят" title="" id="125" name="Picture"/>
-            <a:graphic>
-              <a:graphicData uri="http://schemas.openxmlformats.org/drawingml/2006/picture">
-                <pic:pic>
-                  <pic:nvPicPr>
-                    <pic:cNvPr descr="image/26.png" id="126" name="Picture"/>
-                    <pic:cNvPicPr>
-                      <a:picLocks noChangeArrowheads="1" noChangeAspect="1"/>
-                    </pic:cNvPicPr>
-                  </pic:nvPicPr>
-                  <pic:blipFill>
-                    <a:blip r:embed="rId124"/>
-                    <a:stretch>
-                      <a:fillRect/>
-                    </a:stretch>
-                  </pic:blipFill>
-                  <pic:spPr bwMode="auto">
-                    <a:xfrm>
-                      <a:off x="0" y="0"/>
-                      <a:ext cx="4267200" cy="1979461"/>
-                    </a:xfrm>
-                    <a:prstGeom prst="rect">
-                      <a:avLst/>
-                    </a:prstGeom>
-                    <a:noFill/>
-                    <a:ln w="9525">
-                      <a:noFill/>
-                      <a:headEnd/>
-                      <a:tailEnd/>
-                    </a:ln>
-                  </pic:spPr>
-                </pic:pic>
-              </a:graphicData>
-            </a:graphic>
-          </wp:inline>
-        </w:drawing>
-      </w:r>
-    </w:p>
-    <w:p>
-      <w:pPr>
-        <w:pStyle w:val="ImageCaption"/>
-      </w:pPr>
-      <w:r>
-        <w:t xml:space="preserve">Рис. 26: Пакеты не проходят</w:t>
-      </w:r>
-    </w:p>
-    <w:bookmarkEnd w:id="127"/>
-    <w:bookmarkEnd w:id="128"/>
-    <w:bookmarkStart w:id="129" w:name="контрольные-вопросы"/>
+    <w:bookmarkEnd w:id="63"/>
+    <w:bookmarkStart w:id="64" w:name="контрольные-вопросы"/>
     <w:p>
       <w:pPr>
         <w:pStyle w:val="Heading1"/>
@@ -4147,7 +2046,7 @@
         </w:numPr>
       </w:pPr>
       <w:r>
-        <w:t xml:space="preserve">Какая команда используется для просмотра списка VLAN на сетевом устройстве?</w:t>
+        <w:t xml:space="preserve">Охарактеризуйте стандарт IEEE 802.1Q.</w:t>
       </w:r>
     </w:p>
     <w:p>
@@ -4155,7 +2054,7 @@
         <w:pStyle w:val="FirstParagraph"/>
       </w:pPr>
       <w:r>
-        <w:t xml:space="preserve">Команда для просмотра списка VLAN зависит от операционной системы сетевого устройства. Например, на устройствах Cisco используется команда show vlan brief, а на устройствах Juniper - show vlans.</w:t>
+        <w:t xml:space="preserve">IEEE 802.1Q — это стандарт, разработанный для управления виртуальными локальными сетями (VLAN) в Ethernet-сетях. Он определяет метод тегирования Ethernet-кадров, позволяя разделять трафик на разные виртуальные сети в рамках одной физической сети. Это позволяет улучшить безопасность и управляемость сети, а также оптимизировать использование ресурсов. Стандарт 802.1Q добавляет специальный тег к кадрам Ethernet, который содержит информацию о VLAN, к которой принадлежит кадр. Это позволяет коммутаторам правильно маршрутизировать трафик и обеспечивать изоляцию между различными VLAN.</w:t>
       </w:r>
     </w:p>
     <w:p>
@@ -4167,7 +2066,7 @@
         </w:numPr>
       </w:pPr>
       <w:r>
-        <w:t xml:space="preserve">Охарактеризуйте VLAN Trunking Protocol (VTP). Приведите перечень команд с пояснениями для настройки и просмотра информации о VLAN.</w:t>
+        <w:t xml:space="preserve">Опишите формат кадра IEEE 802.1Q.</w:t>
       </w:r>
     </w:p>
     <w:p>
@@ -4175,173 +2074,11 @@
         <w:pStyle w:val="FirstParagraph"/>
       </w:pPr>
       <w:r>
-        <w:t xml:space="preserve">VTP (VLAN Trunking Protocol) - это протокол Cisco, предназначенный для упрощения администрирования VLAN в сети. Он позволяет автоматически распространять информацию о VLAN на все коммутаторы в домене VTP, избавляя от необходимости настраивать VLAN вручную на каждом устройстве.</w:t>
-      </w:r>
-    </w:p>
-    <w:p>
-      <w:pPr>
-        <w:pStyle w:val="Compact"/>
-        <w:numPr>
-          <w:ilvl w:val="0"/>
-          <w:numId w:val="1004"/>
-        </w:numPr>
-      </w:pPr>
-      <w:r>
-        <w:t xml:space="preserve">vtp mode [client | server | transparent] - устанавливает режим работы VTP.</w:t>
-      </w:r>
-    </w:p>
-    <w:p>
-      <w:pPr>
-        <w:pStyle w:val="Compact"/>
-        <w:numPr>
-          <w:ilvl w:val="0"/>
-          <w:numId w:val="1004"/>
-        </w:numPr>
-      </w:pPr>
-      <w:r>
-        <w:t xml:space="preserve">vtp domain</w:t>
-      </w:r>
-      <w:r>
-        <w:t xml:space="preserve"> </w:t>
-      </w:r>
-      <w:r>
-        <w:t xml:space="preserve"> </w:t>
-      </w:r>
-      <w:r>
-        <w:t xml:space="preserve">- настраивает имя домена VTP.</w:t>
-      </w:r>
-    </w:p>
-    <w:p>
-      <w:pPr>
-        <w:pStyle w:val="Compact"/>
-        <w:numPr>
-          <w:ilvl w:val="0"/>
-          <w:numId w:val="1004"/>
-        </w:numPr>
-      </w:pPr>
-      <w:r>
-        <w:t xml:space="preserve">vtp password</w:t>
-      </w:r>
-      <w:r>
-        <w:t xml:space="preserve"> </w:t>
-      </w:r>
-      <w:r>
-        <w:t xml:space="preserve"> </w:t>
-      </w:r>
-      <w:r>
-        <w:t xml:space="preserve">- задает пароль для домена VTP.</w:t>
-      </w:r>
-    </w:p>
-    <w:p>
-      <w:pPr>
-        <w:pStyle w:val="Compact"/>
-        <w:numPr>
-          <w:ilvl w:val="0"/>
-          <w:numId w:val="1004"/>
-        </w:numPr>
-      </w:pPr>
-      <w:r>
-        <w:t xml:space="preserve">show vtp status - отображает текущий статус VTP.</w:t>
-      </w:r>
-    </w:p>
-    <w:p>
-      <w:pPr>
-        <w:pStyle w:val="Compact"/>
-        <w:numPr>
-          <w:ilvl w:val="0"/>
-          <w:numId w:val="1004"/>
-        </w:numPr>
-      </w:pPr>
-      <w:r>
-        <w:t xml:space="preserve">show vlan - отображает информацию о VLAN, включая те, которые изучены через VTP.</w:t>
-      </w:r>
-    </w:p>
-    <w:p>
-      <w:pPr>
-        <w:pStyle w:val="Compact"/>
-        <w:numPr>
-          <w:ilvl w:val="0"/>
-          <w:numId w:val="1005"/>
-        </w:numPr>
-      </w:pPr>
-      <w:r>
-        <w:t xml:space="preserve">Охарактеризуйте Internet Control Message Protocol (ICMP). Опишите формат пакета ICMP.</w:t>
-      </w:r>
-    </w:p>
-    <w:p>
-      <w:pPr>
-        <w:pStyle w:val="FirstParagraph"/>
-      </w:pPr>
-      <w:r>
-        <w:t xml:space="preserve">ICMP (Internet Control Message Protocol) - это протокол сетевого уровня, используемый для отправки сообщений об ошибках и другой информации, связанной с IP. ICMP-пакеты инкапсулируются в IP-пакеты.</w:t>
-      </w:r>
-    </w:p>
-    <w:p>
-      <w:pPr>
-        <w:pStyle w:val="BodyText"/>
-      </w:pPr>
-      <w:r>
-        <w:t xml:space="preserve">Формат пакета ICMP включает заголовок и данные. Заголовок содержит такие поля, как тип, код, контрольная сумма, а также поля, специфичные для конкретного типа сообщения ICMP (например, адрес назначения, недоступный порт и т.д.). Данные обычно содержат часть исходного пакета, вызвавшего ошибку.</w:t>
-      </w:r>
-    </w:p>
-    <w:p>
-      <w:pPr>
-        <w:pStyle w:val="Compact"/>
-        <w:numPr>
-          <w:ilvl w:val="0"/>
-          <w:numId w:val="1006"/>
-        </w:numPr>
-      </w:pPr>
-      <w:r>
-        <w:t xml:space="preserve">Охарактеризуйте Address Resolution Protocol (ARP). Опишите формат пакета ARP.</w:t>
-      </w:r>
-    </w:p>
-    <w:p>
-      <w:pPr>
-        <w:pStyle w:val="FirstParagraph"/>
-      </w:pPr>
-      <w:r>
-        <w:t xml:space="preserve">ARP (Address Resolution Protocol) - это протокол, используемый для определения MAC-адреса устройства по его IP-адресу в локальной сети.</w:t>
-      </w:r>
-    </w:p>
-    <w:p>
-      <w:pPr>
-        <w:pStyle w:val="BodyText"/>
-      </w:pPr>
-      <w:r>
-        <w:t xml:space="preserve">Формат пакета ARP включает аппаратный тип, тип протокола, длину аппаратного адреса, длину адреса протокола, код операции, исходный MAC-адрес, исходный IP-адрес, целевой MAC-адрес и целевой IP-адрес.</w:t>
-      </w:r>
-    </w:p>
-    <w:p>
-      <w:pPr>
-        <w:pStyle w:val="Compact"/>
-        <w:numPr>
-          <w:ilvl w:val="0"/>
-          <w:numId w:val="1007"/>
-        </w:numPr>
-      </w:pPr>
-      <w:r>
-        <w:t xml:space="preserve">Что такое MAC-адрес? Какова его структура?</w:t>
-      </w:r>
-    </w:p>
-    <w:p>
-      <w:pPr>
-        <w:pStyle w:val="FirstParagraph"/>
-      </w:pPr>
-      <w:r>
-        <w:t xml:space="preserve">MAC-адрес (Media Access Control address) - это уникальный идентификатор, присваиваемый каждому сетевому интерфейсу. Он используется для идентификации устройств в локальной сети.</w:t>
-      </w:r>
-    </w:p>
-    <w:p>
-      <w:pPr>
-        <w:pStyle w:val="BodyText"/>
-      </w:pPr>
-      <w:r>
-        <w:t xml:space="preserve">MAC-адрес имеет длину 48 бит (6 байт) и обычно записывается в шестнадцатеричном формате, например, 00:1A:2B:3C:4D:5E. Первые 3 байта (OUI - Organizationally Unique Identifier) идентифицируют производителя, а последние 3 байта - уникальный идентификатор интерфейса.</w:t>
-      </w:r>
-    </w:p>
-    <w:bookmarkEnd w:id="129"/>
-    <w:bookmarkStart w:id="130" w:name="выводы"/>
+        <w:t xml:space="preserve">Формат кадра IEEE 802.1Q включает несколько ключевых компонентов. Сначала идет Ethernet-заголовок, который содержит стандартные поля, такие как MAC-адреса источника и назначения, а также тип/длину кадра. Затем вставляется тег VLAN, который состоит из 4 байт. Он включает TPID (Tag Protocol Identifier) — 2 байта, устанавливаемый в значение 0x8100, что указывает на наличие тега VLAN. Далее идет TCI (Tag Control Information) — 2 байта, содержащие Priority Code Point (PCP) для приоритизации трафика, Drop Eligible Indicator (DEI), указывающий на возможность отбрасывания кадра при перегрузке, и VLAN Identifier (VID), определяющий идентификатор VLAN (от 0 до 4095). После этого следует поле данных, содержащее полезную нагрузку, и контрольная сумма для проверки целостности кадра. Таким образом, формат кадра IEEE 802.1Q позволяет эффективно обрабатывать и маршрутизировать трафик в соответствии с заданной виртуальной локальной сетью.</w:t>
+      </w:r>
+    </w:p>
+    <w:bookmarkEnd w:id="64"/>
+    <w:bookmarkStart w:id="65" w:name="выводы"/>
     <w:p>
       <w:pPr>
         <w:pStyle w:val="Heading1"/>
@@ -4364,10 +2101,10 @@
         <w:pStyle w:val="FirstParagraph"/>
       </w:pPr>
       <w:r>
-        <w:t xml:space="preserve">Во время выполнения данной лабораторной работы я приобрела основные навыки по настройке VLAN на коммутаторах сети.</w:t>
-      </w:r>
-    </w:p>
-    <w:bookmarkEnd w:id="130"/>
+        <w:t xml:space="preserve">Во время выполнения данной лабораторной работы я приобрела настраивания статической маршрутизации VLAN в сети.</w:t>
+      </w:r>
+    </w:p>
+    <w:bookmarkEnd w:id="65"/>
     <w:sectPr>
       <w:footnotePr>
         <w:numRestart w:val="eachSect"/>
@@ -4640,364 +2377,6 @@
     </w:lvl>
     <w:lvl w:ilvl="8">
       <w:start w:val="2"/>
-      <w:numFmt w:val="decimal"/>
-      <w:lvlText w:val="%9."/>
-      <w:lvlJc w:val="left"/>
-      <w:pPr>
-        <w:ind w:left="6480" w:hanging="360"/>
-      </w:pPr>
-    </w:lvl>
-  </w:abstractNum>
-  <w:abstractNum w:abstractNumId="991">
-    <w:nsid w:val="0000A991"/>
-    <w:multiLevelType w:val="multilevel"/>
-    <w:lvl w:ilvl="0">
-      <w:numFmt w:val="bullet"/>
-      <w:lvlText w:val=""/>
-      <w:lvlJc w:val="left"/>
-      <w:pPr>
-        <w:ind w:left="720" w:hanging="360"/>
-      </w:pPr>
-      <w:rPr>
-        <w:rFonts w:ascii="Symbol" w:hAnsi="Symbol" w:cs="Symbol" w:hint="default"/>
-      </w:rPr>
-    </w:lvl>
-    <w:lvl w:ilvl="1">
-      <w:numFmt w:val="bullet"/>
-      <w:lvlText w:val="o"/>
-      <w:lvlJc w:val="left"/>
-      <w:pPr>
-        <w:ind w:left="1440" w:hanging="360"/>
-      </w:pPr>
-      <w:rPr>
-        <w:rFonts w:ascii="Courier New" w:hAnsi="Courier New" w:cs="Courier New" w:hint="default"/>
-      </w:rPr>
-    </w:lvl>
-    <w:lvl w:ilvl="2">
-      <w:numFmt w:val="bullet"/>
-      <w:lvlText w:val=""/>
-      <w:lvlJc w:val="left"/>
-      <w:pPr>
-        <w:ind w:left="2160" w:hanging="360"/>
-      </w:pPr>
-      <w:rPr>
-        <w:rFonts w:ascii="Wingdings" w:hAnsi="Wingdings" w:cs="Wingdings" w:hint="default"/>
-      </w:rPr>
-    </w:lvl>
-    <w:lvl w:ilvl="3">
-      <w:numFmt w:val="bullet"/>
-      <w:lvlText w:val=""/>
-      <w:lvlJc w:val="left"/>
-      <w:pPr>
-        <w:ind w:left="2880" w:hanging="360"/>
-      </w:pPr>
-      <w:rPr>
-        <w:rFonts w:ascii="Symbol" w:hAnsi="Symbol" w:cs="Symbol" w:hint="default"/>
-      </w:rPr>
-    </w:lvl>
-    <w:lvl w:ilvl="4">
-      <w:numFmt w:val="bullet"/>
-      <w:lvlText w:val="o"/>
-      <w:lvlJc w:val="left"/>
-      <w:pPr>
-        <w:ind w:left="3600" w:hanging="360"/>
-      </w:pPr>
-      <w:rPr>
-        <w:rFonts w:ascii="Courier New" w:hAnsi="Courier New" w:cs="Courier New" w:hint="default"/>
-      </w:rPr>
-    </w:lvl>
-    <w:lvl w:ilvl="5">
-      <w:numFmt w:val="bullet"/>
-      <w:lvlText w:val=""/>
-      <w:lvlJc w:val="left"/>
-      <w:pPr>
-        <w:ind w:left="4320" w:hanging="360"/>
-      </w:pPr>
-      <w:rPr>
-        <w:rFonts w:ascii="Wingdings" w:hAnsi="Wingdings" w:cs="Wingdings" w:hint="default"/>
-      </w:rPr>
-    </w:lvl>
-    <w:lvl w:ilvl="6">
-      <w:numFmt w:val="bullet"/>
-      <w:lvlText w:val=""/>
-      <w:lvlJc w:val="left"/>
-      <w:pPr>
-        <w:ind w:left="5040" w:hanging="360"/>
-      </w:pPr>
-      <w:rPr>
-        <w:rFonts w:ascii="Symbol" w:hAnsi="Symbol" w:cs="Symbol" w:hint="default"/>
-      </w:rPr>
-    </w:lvl>
-    <w:lvl w:ilvl="7">
-      <w:numFmt w:val="bullet"/>
-      <w:lvlText w:val="o"/>
-      <w:lvlJc w:val="left"/>
-      <w:pPr>
-        <w:ind w:left="5760" w:hanging="360"/>
-      </w:pPr>
-      <w:rPr>
-        <w:rFonts w:ascii="Courier New" w:hAnsi="Courier New" w:cs="Courier New" w:hint="default"/>
-      </w:rPr>
-    </w:lvl>
-    <w:lvl w:ilvl="8">
-      <w:numFmt w:val="bullet"/>
-      <w:lvlText w:val=""/>
-      <w:lvlJc w:val="left"/>
-      <w:pPr>
-        <w:ind w:left="6480" w:hanging="360"/>
-      </w:pPr>
-      <w:rPr>
-        <w:rFonts w:ascii="Wingdings" w:hAnsi="Wingdings" w:cs="Wingdings" w:hint="default"/>
-      </w:rPr>
-    </w:lvl>
-  </w:abstractNum>
-  <w:abstractNum w:abstractNumId="99413">
-    <w:nsid w:val="00A99413"/>
-    <w:multiLevelType w:val="multilevel"/>
-    <w:lvl w:ilvl="0">
-      <w:start w:val="3"/>
-      <w:numFmt w:val="decimal"/>
-      <w:lvlText w:val="%1."/>
-      <w:lvlJc w:val="left"/>
-      <w:pPr>
-        <w:ind w:left="720" w:hanging="360"/>
-      </w:pPr>
-    </w:lvl>
-    <w:lvl w:ilvl="1">
-      <w:start w:val="3"/>
-      <w:numFmt w:val="decimal"/>
-      <w:lvlText w:val="%2."/>
-      <w:lvlJc w:val="left"/>
-      <w:pPr>
-        <w:ind w:left="1440" w:hanging="360"/>
-      </w:pPr>
-    </w:lvl>
-    <w:lvl w:ilvl="2">
-      <w:start w:val="3"/>
-      <w:numFmt w:val="decimal"/>
-      <w:lvlText w:val="%3."/>
-      <w:lvlJc w:val="left"/>
-      <w:pPr>
-        <w:ind w:left="2160" w:hanging="360"/>
-      </w:pPr>
-    </w:lvl>
-    <w:lvl w:ilvl="3">
-      <w:start w:val="3"/>
-      <w:numFmt w:val="decimal"/>
-      <w:lvlText w:val="%4."/>
-      <w:lvlJc w:val="left"/>
-      <w:pPr>
-        <w:ind w:left="2880" w:hanging="360"/>
-      </w:pPr>
-    </w:lvl>
-    <w:lvl w:ilvl="4">
-      <w:start w:val="3"/>
-      <w:numFmt w:val="decimal"/>
-      <w:lvlText w:val="%5."/>
-      <w:lvlJc w:val="left"/>
-      <w:pPr>
-        <w:ind w:left="3600" w:hanging="360"/>
-      </w:pPr>
-    </w:lvl>
-    <w:lvl w:ilvl="5">
-      <w:start w:val="3"/>
-      <w:numFmt w:val="decimal"/>
-      <w:lvlText w:val="%6."/>
-      <w:lvlJc w:val="left"/>
-      <w:pPr>
-        <w:ind w:left="4320" w:hanging="360"/>
-      </w:pPr>
-    </w:lvl>
-    <w:lvl w:ilvl="6">
-      <w:start w:val="3"/>
-      <w:numFmt w:val="decimal"/>
-      <w:lvlText w:val="%7."/>
-      <w:lvlJc w:val="left"/>
-      <w:pPr>
-        <w:ind w:left="5040" w:hanging="360"/>
-      </w:pPr>
-    </w:lvl>
-    <w:lvl w:ilvl="7">
-      <w:start w:val="3"/>
-      <w:numFmt w:val="decimal"/>
-      <w:lvlText w:val="%8."/>
-      <w:lvlJc w:val="left"/>
-      <w:pPr>
-        <w:ind w:left="5760" w:hanging="360"/>
-      </w:pPr>
-    </w:lvl>
-    <w:lvl w:ilvl="8">
-      <w:start w:val="3"/>
-      <w:numFmt w:val="decimal"/>
-      <w:lvlText w:val="%9."/>
-      <w:lvlJc w:val="left"/>
-      <w:pPr>
-        <w:ind w:left="6480" w:hanging="360"/>
-      </w:pPr>
-    </w:lvl>
-  </w:abstractNum>
-  <w:abstractNum w:abstractNumId="99414">
-    <w:nsid w:val="00A99414"/>
-    <w:multiLevelType w:val="multilevel"/>
-    <w:lvl w:ilvl="0">
-      <w:start w:val="4"/>
-      <w:numFmt w:val="decimal"/>
-      <w:lvlText w:val="%1."/>
-      <w:lvlJc w:val="left"/>
-      <w:pPr>
-        <w:ind w:left="720" w:hanging="360"/>
-      </w:pPr>
-    </w:lvl>
-    <w:lvl w:ilvl="1">
-      <w:start w:val="4"/>
-      <w:numFmt w:val="decimal"/>
-      <w:lvlText w:val="%2."/>
-      <w:lvlJc w:val="left"/>
-      <w:pPr>
-        <w:ind w:left="1440" w:hanging="360"/>
-      </w:pPr>
-    </w:lvl>
-    <w:lvl w:ilvl="2">
-      <w:start w:val="4"/>
-      <w:numFmt w:val="decimal"/>
-      <w:lvlText w:val="%3."/>
-      <w:lvlJc w:val="left"/>
-      <w:pPr>
-        <w:ind w:left="2160" w:hanging="360"/>
-      </w:pPr>
-    </w:lvl>
-    <w:lvl w:ilvl="3">
-      <w:start w:val="4"/>
-      <w:numFmt w:val="decimal"/>
-      <w:lvlText w:val="%4."/>
-      <w:lvlJc w:val="left"/>
-      <w:pPr>
-        <w:ind w:left="2880" w:hanging="360"/>
-      </w:pPr>
-    </w:lvl>
-    <w:lvl w:ilvl="4">
-      <w:start w:val="4"/>
-      <w:numFmt w:val="decimal"/>
-      <w:lvlText w:val="%5."/>
-      <w:lvlJc w:val="left"/>
-      <w:pPr>
-        <w:ind w:left="3600" w:hanging="360"/>
-      </w:pPr>
-    </w:lvl>
-    <w:lvl w:ilvl="5">
-      <w:start w:val="4"/>
-      <w:numFmt w:val="decimal"/>
-      <w:lvlText w:val="%6."/>
-      <w:lvlJc w:val="left"/>
-      <w:pPr>
-        <w:ind w:left="4320" w:hanging="360"/>
-      </w:pPr>
-    </w:lvl>
-    <w:lvl w:ilvl="6">
-      <w:start w:val="4"/>
-      <w:numFmt w:val="decimal"/>
-      <w:lvlText w:val="%7."/>
-      <w:lvlJc w:val="left"/>
-      <w:pPr>
-        <w:ind w:left="5040" w:hanging="360"/>
-      </w:pPr>
-    </w:lvl>
-    <w:lvl w:ilvl="7">
-      <w:start w:val="4"/>
-      <w:numFmt w:val="decimal"/>
-      <w:lvlText w:val="%8."/>
-      <w:lvlJc w:val="left"/>
-      <w:pPr>
-        <w:ind w:left="5760" w:hanging="360"/>
-      </w:pPr>
-    </w:lvl>
-    <w:lvl w:ilvl="8">
-      <w:start w:val="4"/>
-      <w:numFmt w:val="decimal"/>
-      <w:lvlText w:val="%9."/>
-      <w:lvlJc w:val="left"/>
-      <w:pPr>
-        <w:ind w:left="6480" w:hanging="360"/>
-      </w:pPr>
-    </w:lvl>
-  </w:abstractNum>
-  <w:abstractNum w:abstractNumId="99415">
-    <w:nsid w:val="00A99415"/>
-    <w:multiLevelType w:val="multilevel"/>
-    <w:lvl w:ilvl="0">
-      <w:start w:val="5"/>
-      <w:numFmt w:val="decimal"/>
-      <w:lvlText w:val="%1."/>
-      <w:lvlJc w:val="left"/>
-      <w:pPr>
-        <w:ind w:left="720" w:hanging="360"/>
-      </w:pPr>
-    </w:lvl>
-    <w:lvl w:ilvl="1">
-      <w:start w:val="5"/>
-      <w:numFmt w:val="decimal"/>
-      <w:lvlText w:val="%2."/>
-      <w:lvlJc w:val="left"/>
-      <w:pPr>
-        <w:ind w:left="1440" w:hanging="360"/>
-      </w:pPr>
-    </w:lvl>
-    <w:lvl w:ilvl="2">
-      <w:start w:val="5"/>
-      <w:numFmt w:val="decimal"/>
-      <w:lvlText w:val="%3."/>
-      <w:lvlJc w:val="left"/>
-      <w:pPr>
-        <w:ind w:left="2160" w:hanging="360"/>
-      </w:pPr>
-    </w:lvl>
-    <w:lvl w:ilvl="3">
-      <w:start w:val="5"/>
-      <w:numFmt w:val="decimal"/>
-      <w:lvlText w:val="%4."/>
-      <w:lvlJc w:val="left"/>
-      <w:pPr>
-        <w:ind w:left="2880" w:hanging="360"/>
-      </w:pPr>
-    </w:lvl>
-    <w:lvl w:ilvl="4">
-      <w:start w:val="5"/>
-      <w:numFmt w:val="decimal"/>
-      <w:lvlText w:val="%5."/>
-      <w:lvlJc w:val="left"/>
-      <w:pPr>
-        <w:ind w:left="3600" w:hanging="360"/>
-      </w:pPr>
-    </w:lvl>
-    <w:lvl w:ilvl="5">
-      <w:start w:val="5"/>
-      <w:numFmt w:val="decimal"/>
-      <w:lvlText w:val="%6."/>
-      <w:lvlJc w:val="left"/>
-      <w:pPr>
-        <w:ind w:left="4320" w:hanging="360"/>
-      </w:pPr>
-    </w:lvl>
-    <w:lvl w:ilvl="6">
-      <w:start w:val="5"/>
-      <w:numFmt w:val="decimal"/>
-      <w:lvlText w:val="%7."/>
-      <w:lvlJc w:val="left"/>
-      <w:pPr>
-        <w:ind w:left="5040" w:hanging="360"/>
-      </w:pPr>
-    </w:lvl>
-    <w:lvl w:ilvl="7">
-      <w:start w:val="5"/>
-      <w:numFmt w:val="decimal"/>
-      <w:lvlText w:val="%8."/>
-      <w:lvlJc w:val="left"/>
-      <w:pPr>
-        <w:ind w:left="5760" w:hanging="360"/>
-      </w:pPr>
-    </w:lvl>
-    <w:lvl w:ilvl="8">
-      <w:start w:val="5"/>
       <w:numFmt w:val="decimal"/>
       <w:lvlText w:val="%9."/>
       <w:lvlJc w:val="left"/>
@@ -5097,99 +2476,6 @@
     </w:lvlOverride>
     <w:lvlOverride w:ilvl="8">
       <w:startOverride w:val="2"/>
-    </w:lvlOverride>
-  </w:num>
-  <w:num w:numId="1004">
-    <w:abstractNumId w:val="991"/>
-  </w:num>
-  <w:num w:numId="1005">
-    <w:abstractNumId w:val="99413"/>
-    <w:lvlOverride w:ilvl="0">
-      <w:startOverride w:val="3"/>
-    </w:lvlOverride>
-    <w:lvlOverride w:ilvl="1">
-      <w:startOverride w:val="3"/>
-    </w:lvlOverride>
-    <w:lvlOverride w:ilvl="2">
-      <w:startOverride w:val="3"/>
-    </w:lvlOverride>
-    <w:lvlOverride w:ilvl="3">
-      <w:startOverride w:val="3"/>
-    </w:lvlOverride>
-    <w:lvlOverride w:ilvl="4">
-      <w:startOverride w:val="3"/>
-    </w:lvlOverride>
-    <w:lvlOverride w:ilvl="5">
-      <w:startOverride w:val="3"/>
-    </w:lvlOverride>
-    <w:lvlOverride w:ilvl="6">
-      <w:startOverride w:val="3"/>
-    </w:lvlOverride>
-    <w:lvlOverride w:ilvl="7">
-      <w:startOverride w:val="3"/>
-    </w:lvlOverride>
-    <w:lvlOverride w:ilvl="8">
-      <w:startOverride w:val="3"/>
-    </w:lvlOverride>
-  </w:num>
-  <w:num w:numId="1006">
-    <w:abstractNumId w:val="99414"/>
-    <w:lvlOverride w:ilvl="0">
-      <w:startOverride w:val="4"/>
-    </w:lvlOverride>
-    <w:lvlOverride w:ilvl="1">
-      <w:startOverride w:val="4"/>
-    </w:lvlOverride>
-    <w:lvlOverride w:ilvl="2">
-      <w:startOverride w:val="4"/>
-    </w:lvlOverride>
-    <w:lvlOverride w:ilvl="3">
-      <w:startOverride w:val="4"/>
-    </w:lvlOverride>
-    <w:lvlOverride w:ilvl="4">
-      <w:startOverride w:val="4"/>
-    </w:lvlOverride>
-    <w:lvlOverride w:ilvl="5">
-      <w:startOverride w:val="4"/>
-    </w:lvlOverride>
-    <w:lvlOverride w:ilvl="6">
-      <w:startOverride w:val="4"/>
-    </w:lvlOverride>
-    <w:lvlOverride w:ilvl="7">
-      <w:startOverride w:val="4"/>
-    </w:lvlOverride>
-    <w:lvlOverride w:ilvl="8">
-      <w:startOverride w:val="4"/>
-    </w:lvlOverride>
-  </w:num>
-  <w:num w:numId="1007">
-    <w:abstractNumId w:val="99415"/>
-    <w:lvlOverride w:ilvl="0">
-      <w:startOverride w:val="5"/>
-    </w:lvlOverride>
-    <w:lvlOverride w:ilvl="1">
-      <w:startOverride w:val="5"/>
-    </w:lvlOverride>
-    <w:lvlOverride w:ilvl="2">
-      <w:startOverride w:val="5"/>
-    </w:lvlOverride>
-    <w:lvlOverride w:ilvl="3">
-      <w:startOverride w:val="5"/>
-    </w:lvlOverride>
-    <w:lvlOverride w:ilvl="4">
-      <w:startOverride w:val="5"/>
-    </w:lvlOverride>
-    <w:lvlOverride w:ilvl="5">
-      <w:startOverride w:val="5"/>
-    </w:lvlOverride>
-    <w:lvlOverride w:ilvl="6">
-      <w:startOverride w:val="5"/>
-    </w:lvlOverride>
-    <w:lvlOverride w:ilvl="7">
-      <w:startOverride w:val="5"/>
-    </w:lvlOverride>
-    <w:lvlOverride w:ilvl="8">
-      <w:startOverride w:val="5"/>
     </w:lvlOverride>
   </w:num>
 </w:numbering>
